--- a/klagomål/Stormyrbäcken FSC-klagomål.docx
+++ b/klagomål/Stormyrbäcken FSC-klagomål.docx
@@ -1,6 +1,6 @@
 
 <file path=word/document.xml><?xml version="1.0" encoding="utf-8"?>
-<w:document xmlns:wpc="http://schemas.microsoft.com/office/word/2010/wordprocessingCanvas" xmlns:cx="http://schemas.microsoft.com/office/drawing/2014/chartex" xmlns:cx1="http://schemas.microsoft.com/office/drawing/2015/9/8/chartex" xmlns:cx2="http://schemas.microsoft.com/office/drawing/2015/10/21/chartex" xmlns:cx3="http://schemas.microsoft.com/office/drawing/2016/5/9/chartex" xmlns:cx4="http://schemas.microsoft.com/office/drawing/2016/5/10/chartex" xmlns:cx5="http://schemas.microsoft.com/office/drawing/2016/5/11/chartex" xmlns:cx6="http://schemas.microsoft.com/office/drawing/2016/5/12/chartex" xmlns:cx7="http://schemas.microsoft.com/office/drawing/2016/5/13/chartex" xmlns:cx8="http://schemas.microsoft.com/office/drawing/2016/5/14/chartex" xmlns:mc="http://schemas.openxmlformats.org/markup-compatibility/2006" xmlns:aink="http://schemas.microsoft.com/office/drawing/2016/ink" xmlns:am3d="http://schemas.microsoft.com/office/drawing/2017/model3d" xmlns:o="urn:schemas-microsoft-com:office:office" xmlns:oel="http://schemas.microsoft.com/office/2019/extlst" xmlns:r="http://schemas.openxmlformats.org/officeDocument/2006/relationships" xmlns:m="http://schemas.openxmlformats.org/officeDocument/2006/math" xmlns:v="urn:schemas-microsoft-com:vml" xmlns:wp14="http://schemas.microsoft.com/office/word/2010/wordprocessingDrawing" xmlns:wp="http://schemas.openxmlformats.org/drawingml/2006/wordprocessingDrawing" xmlns:w10="urn:schemas-microsoft-com:office:word" xmlns:w="http://schemas.openxmlformats.org/wordprocessingml/2006/main" xmlns:w14="http://schemas.microsoft.com/office/word/2010/wordml" xmlns:w15="http://schemas.microsoft.com/office/word/2012/wordml" xmlns:w16cex="http://schemas.microsoft.com/office/word/2018/wordml/cex" xmlns:w16cid="http://schemas.microsoft.com/office/word/2016/wordml/cid" xmlns:w16="http://schemas.microsoft.com/office/word/2018/wordml" xmlns:w16sdtdh="http://schemas.microsoft.com/office/word/2020/wordml/sdtdatahash" xmlns:w16se="http://schemas.microsoft.com/office/word/2015/wordml/symex" xmlns:wpg="http://schemas.microsoft.com/office/word/2010/wordprocessingGroup" xmlns:wpi="http://schemas.microsoft.com/office/word/2010/wordprocessingInk" xmlns:wne="http://schemas.microsoft.com/office/word/2006/wordml" xmlns:wps="http://schemas.microsoft.com/office/word/2010/wordprocessingShape" mc:Ignorable="w14 w15 w16se w16cid w16 w16cex w16sdtdh wp14">
+<w:document xmlns:wpc="http://schemas.microsoft.com/office/word/2010/wordprocessingCanvas" xmlns:cx="http://schemas.microsoft.com/office/drawing/2014/chartex" xmlns:cx1="http://schemas.microsoft.com/office/drawing/2015/9/8/chartex" xmlns:cx2="http://schemas.microsoft.com/office/drawing/2015/10/21/chartex" xmlns:cx3="http://schemas.microsoft.com/office/drawing/2016/5/9/chartex" xmlns:cx4="http://schemas.microsoft.com/office/drawing/2016/5/10/chartex" xmlns:cx5="http://schemas.microsoft.com/office/drawing/2016/5/11/chartex" xmlns:cx6="http://schemas.microsoft.com/office/drawing/2016/5/12/chartex" xmlns:cx7="http://schemas.microsoft.com/office/drawing/2016/5/13/chartex" xmlns:cx8="http://schemas.microsoft.com/office/drawing/2016/5/14/chartex" xmlns:mc="http://schemas.openxmlformats.org/markup-compatibility/2006" xmlns:aink="http://schemas.microsoft.com/office/drawing/2016/ink" xmlns:am3d="http://schemas.microsoft.com/office/drawing/2017/model3d" xmlns:o="urn:schemas-microsoft-com:office:office" xmlns:oel="http://schemas.microsoft.com/office/2019/extlst" xmlns:r="http://schemas.openxmlformats.org/officeDocument/2006/relationships" xmlns:m="http://schemas.openxmlformats.org/officeDocument/2006/math" xmlns:v="urn:schemas-microsoft-com:vml" xmlns:wp14="http://schemas.microsoft.com/office/word/2010/wordprocessingDrawing" xmlns:wp="http://schemas.openxmlformats.org/drawingml/2006/wordprocessingDrawing" xmlns:w10="urn:schemas-microsoft-com:office:word" xmlns:w="http://schemas.openxmlformats.org/wordprocessingml/2006/main" xmlns:w14="http://schemas.microsoft.com/office/word/2010/wordml" xmlns:w15="http://schemas.microsoft.com/office/word/2012/wordml" xmlns:w16cex="http://schemas.microsoft.com/office/word/2018/wordml/cex" xmlns:w16cid="http://schemas.microsoft.com/office/word/2016/wordml/cid" xmlns:w16="http://schemas.microsoft.com/office/word/2018/wordml" xmlns:w16du="http://schemas.microsoft.com/office/word/2023/wordml/word16du" xmlns:w16sdtdh="http://schemas.microsoft.com/office/word/2020/wordml/sdtdatahash" xmlns:w16sdtfl="http://schemas.microsoft.com/office/word/2024/wordml/sdtformatlock" xmlns:w16se="http://schemas.microsoft.com/office/word/2015/wordml/symex" xmlns:wpg="http://schemas.microsoft.com/office/word/2010/wordprocessingGroup" xmlns:wpi="http://schemas.microsoft.com/office/word/2010/wordprocessingInk" xmlns:wne="http://schemas.microsoft.com/office/word/2006/wordml" xmlns:wps="http://schemas.microsoft.com/office/word/2010/wordprocessingShape" mc:Ignorable="w14 w15 w16se w16cid w16 w16cex w16sdtdh w16sdtfl w16du wp14">
   <w:body>
     <w:p>
       <w:r>
@@ -112,7 +112,7 @@
         <w:pStyle w:val="ListBullet"/>
       </w:pPr>
       <w:r>
-        <w:t>Om ett ombud (tex Norra skog eller Mellanskog) avverkningsanmäler en skog med naturvärden motsvarande nyckelbiotops kvalité men markägaren inte är FSC certifierad, bör du skicka in ett FSC kontrollerat virke klagomål. Då ska klagomålet skickas till ombudsföretaget.</w:t>
+        <w:t>Om ett ombud (tex Norra skog eller Mellanskog) avverkningsanmäler en skog med naturvärden motsvarande nyckelbiotops kvalitet men markägaren inte är FSC certifierad, bör du skicka in ett FSC kontrollerat virke klagomål. Då ska klagomålet skickas till ombudsföretaget.</w:t>
       </w:r>
     </w:p>
     <w:p>
@@ -168,35 +168,7 @@
     </w:p>
     <w:p>
       <w:r>
-        <w:t>Detta dokument behandlar höga naturvärden i avverkningsanmälan Stormyrbäcken i Bjurholms kommun. Denna avverkningsanmälan inkom 2025-08-02 och omfattar 14,0 ha.</w:t>
-      </w:r>
-    </w:p>
-    <w:p>
-      <w:r>
-        <w:t>Nedan presenteras fynd av naturvårdsarter och fridlysta arter som gjorts i det avverkningsanmälda området, samt relevanta utdrag ur standarderna för FSC, Chain of Custody, Controlled Wood och PEFC. I BILAGA 1 finns artfakta om fridlysta och rödlistade arter.</w:t>
-      </w:r>
-    </w:p>
-    <w:p>
-      <w:r>
-        <w:t>Vi förväntar oss att ni återkommer med ett skriftligt svar på vårt klagomål och även beskriver vilka korrigerande åtgärder ni satt in för att rätta till identifierade brister i er efterlevnad av den svenska FSC standarden.</w:t>
-      </w:r>
-    </w:p>
-    <w:p>
-      <w:pPr>
-        <w:pStyle w:val="Heading1"/>
-      </w:pPr>
-      <w:r>
-        <w:t>Naturvårdsarter</w:t>
-      </w:r>
-    </w:p>
-    <w:p>
-      <w:r>
-        <w:t>I avverkningsanmälan har följande 27 naturvårdsarter hittats: trådbrosklav (EN), gräddticka (VU), knärot (VU, §8), rynkskinn (VU), ulltickeporing (VU), gammelgransskål (NT), garnlav (NT), granticka (NT), harticka (NT), Leptoporus mollis (NT), luddfingersvamp (NT), rosenticka (NT), stjärntagging (NT), tallticka (NT), talltita (NT, §4), tretåig hackspett (NT, §4), ullticka (NT), vedtrappmossa (NT), vitgrynig nållav (NT), bollvitmossa (S), källmossa (S), lappranunkel (S, §7), mörk husmossa (S), spindelblomster (S, §8), trådticka (S), vedticka (S) och fläcknycklar (§8). Av dessa är 19 rödlistade. För rödlistade arter har rödlistekategorin angivits inom parentes. Arter som är signalarter enligt Skogsstyrelsen har markerats med (S). För fridlysta arter anges även paragrafen i Artskyddsförordningen som arten är fridlyst enligt.</w:t>
-      </w:r>
-    </w:p>
-    <w:p>
-      <w:r>
-        <w:t>De påträffade naturvårdsarterna är ett tydligt kvitto på att detta rör sig om en skog med höga naturvärden. I Figur 1 visas en karta över det avverkningsanmälda området, där samtliga fyndplatser för naturvårdsarter som finns registrerade på Artportalen har markerats.</w:t>
+        <w:t>Detta klagomål behandlar höga naturvärden i avverkningsanmälan Stormyrbäcken i Bjurholms kommun som inkom 2026-07-12 och omfattar 14,0 ha.</w:t>
       </w:r>
     </w:p>
     <w:p>
@@ -206,7 +178,7 @@
       <w:r>
         <w:drawing>
           <wp:inline xmlns:a="http://schemas.openxmlformats.org/drawingml/2006/main" xmlns:pic="http://schemas.openxmlformats.org/drawingml/2006/picture">
-            <wp:extent cx="5486400" cy="2888481"/>
+            <wp:extent cx="5486400" cy="4534293"/>
             <wp:docPr id="1" name="Picture 1"/>
             <wp:cNvGraphicFramePr>
               <a:graphicFrameLocks noChangeAspect="1"/>
@@ -227,7 +199,7 @@
                   <pic:spPr>
                     <a:xfrm>
                       <a:off x="0" y="0"/>
-                      <a:ext cx="5486400" cy="2888481"/>
+                      <a:ext cx="5486400" cy="4534293"/>
                     </a:xfrm>
                     <a:prstGeom prst="rect"/>
                   </pic:spPr>
@@ -241,243 +213,25 @@
     <w:p>
       <w:pPr>
         <w:pStyle w:val="Caption"/>
+        <w:spacing w:after="240"/>
       </w:pPr>
       <w:r>
-        <w:t>Figur 1. Fyndplatser för naturvårdsarter i det avverkningsanmälda området (röd linje). Markörer utan svart kant är placerade på fyndplatsen. Markörer med svart kant är placerade vid sidan av fyndplatsen och har ett svart streck som visar fyndplatsens exakta position. Kartans mittpunktskoordinat är N 7094738, E 696786 i SWEREF 99 TM.</w:t>
+        <w:t>Figur 1. Fyndplatser för naturvårdsarter i och inom 25 meter från avverkningsanmälan. Markörer utan svart kant är placerade på fyndplatsen. Markörer med svart kant är placerade vid sidan av fyndplatsen har ett svart streck som visar fyndplatsens exakta position. Kartans mittpunktskoordinat är N 7094738, E 696786 i SWEREF 99 TM.</w:t>
       </w:r>
     </w:p>
     <w:p>
       <w:r>
-        <w:rPr>
-          <w:b/>
-        </w:rPr>
-        <w:t xml:space="preserve">Bollvitmossa </w:t>
-      </w:r>
-      <w:r>
-        <w:t>är en bra signalart inom hela sitt utbredningsområde. Vanligast är den i naturvårdsintressanta tallsumpskogar. Även gransumpskogar med bollvitmossa har normalt höga naturvärden. Arten indikerar skogsmark med stabila hydrologiska förhållanden och sannolikt även lång skoglig kontinuitet (Nitare &amp; Skogsstyrelsen, 2019).</w:t>
+        <w:t>I och inom 25 meter från avverkningsanmälan finns fynd av 28 naturvårdsarter, varav 20 är rödlistade, 6 är fridlysta, 18 är typiska (T) och 7 är signalarter (S): trådbrosklav (EN), garnlav (VU, T), gräddticka (VU), knärot (VU, T, §8), Skeletocutis delicata (VU), ulltickeporing (VU), doftskinn (NT, T), gammelgransskål (NT, T), harticka (NT, T), kötticka (NT), luddfingersvamp (NT), rosenticka (NT, T), rynkskinn (NT, T), stjärntagging (NT, T), tallticka (NT, T), talltita (NT, §4), tretåig hackspett (NT, T, §4), ullticka (NT, T), vedtrappmossa (NT, T), vitgrynig nållav (NT), bollvitmossa (S, T), källmossa (S), lappranunkel (S, T, §7), mörk husmossa (S, T), spindelblomster (S, T, §8), trådticka (S, T), vedticka (S, T) och fläcknycklar (§8). Se Figur 1.</w:t>
       </w:r>
     </w:p>
     <w:p>
       <w:r>
-        <w:rPr>
-          <w:b/>
-        </w:rPr>
-        <w:t>Gammelgransskål (NT)</w:t>
-      </w:r>
-      <w:r>
-        <w:t xml:space="preserve"> är en liten skålsvamp som växer på gamla granar med skrovlig bark. Typiska växtplatser är gransumpskog i myrkanter, bäckdråg, bäckraviner och skuggiga bergssluttningar, men också skog på torrare mark kan hysa arten om beståndet har stark naturskogskaraktär. Bestånd med arten bör behandlas som nyckelbiotoper och sparas vid en slutavverkning. Även gallring bör undvikas (SLU Artdatabanken, 2024; Nitare &amp; Skogsstyrelsen, 2019).</w:t>
+        <w:t>Nedan presenteras relevanta utdrag ur standarderna för FSC, Chain of Custody, Controlled Wood och PEFC.</w:t>
       </w:r>
     </w:p>
     <w:p>
       <w:r>
-        <w:rPr>
-          <w:b/>
-        </w:rPr>
-        <w:t>Garnlav (NT)</w:t>
-      </w:r>
-      <w:r>
-        <w:t xml:space="preserve"> är en utpräglad barrskogsart som ibland kan drapera träden i norrländska grannaturskogar med hög luftfuktighet. Den förekommer även i talldominerade bestånd där den, förutom i trädens grenverk, påträffas hängande över ojämnheter i tallbarken. Arten har minskat starkt i södra och mellersta Sverige och den minskar även i sitt nordliga utbredningsområde. Orsaken till tillbakagången beror främst på slutavverkningar av naturskogsartade skogar. Bestånd med riklig förekomst bör regelmässigt sparas. Garnlav är värdväxt för den mycket sällsynta och akut hotade fjärilen barrskogslavfly (CR) som hör hemma i boreala barrskogar med riklig förekomst av värdväxten. Tidigare kunde arten konstateras årligen på flera platser vid Dala-Floda i Dalarna innan lokalerna kalavverkades. Senaste fyndet i landet av barrskogslavfly är från år 2000 då den påträffades vid Högberget i Sollefteå kommun (SLU Artdatabanken, 2024).</w:t>
-      </w:r>
-    </w:p>
-    <w:p>
-      <w:r>
-        <w:rPr>
-          <w:b/>
-        </w:rPr>
-        <w:t>Granticka (NT)</w:t>
-      </w:r>
-      <w:r>
-        <w:t xml:space="preserve"> förekommer främst i äldre skogar med naturskogskaraktär, liksom i dimensionsavverkade och plockhuggna skogar. I äldre grannaturskog i norra Sverige är den alltjämt en förhållandevis vanlig karaktärsart, medan den längre söderut blir allt mer sällsynt. I Götaland och delar av Svealand är den en god signalart för skyddsvärda granskogsmiljöer. Arten bedöms ha minskat starkt under senare år på grund av skogsavverkningar, då den framför allt växer i äldre granskog med långvarig grankontinuitet. I urskogsliknande bestånd i norra Sverige kan ibland påträffas den mycket sällsynta tickan grantickeporing (VU), som lever på döda grantickor (SLU Artdatabanken, 2024; Nitare &amp; Skogsstyrelsen, 2019).</w:t>
-      </w:r>
-    </w:p>
-    <w:p>
-      <w:r>
-        <w:rPr>
-          <w:b/>
-        </w:rPr>
-        <w:t>Gräddticka (VU)</w:t>
-      </w:r>
-      <w:r>
-        <w:t xml:space="preserve"> har klassificerats som en ”gammelskogsindikator” och signalerar granskogar med höga naturvärden. Den kräver miljöer med hög och jämn fuktighet och växtplatserna ligger oftast på näringsrik, fuktig eller blöt mark där lågan och den murkna veden hålls konstant fuktig. Slutavverkning av gammelgranskog är ett direkt hot mot artens existens i landet och artens växtplatser måste undantas från skogsbruk (SLU Artdatabanken, 2024; Nitare &amp; Skogsstyrelsen, 2019).</w:t>
-      </w:r>
-    </w:p>
-    <w:p>
-      <w:r>
-        <w:rPr>
-          <w:b/>
-        </w:rPr>
-        <w:t>Harticka (NT)</w:t>
-      </w:r>
-      <w:r>
-        <w:t xml:space="preserve"> är normalt en mycket bra signalart för granskogar med höga naturvärden. Även när svampen påträffas i mer påverkade skogar är det nästan alltid fråga om skogsmiljöer i sena successionsstadier med höga naturvärden. Skogsskötselåtgärder på eller i omedelbar närhet av växtplatserna kan innebära ett hot mot arten (SLU Artdatabanken, 2024; Nitare &amp; Skogsstyrelsen, 2019).</w:t>
-      </w:r>
-    </w:p>
-    <w:p>
-      <w:r>
-        <w:rPr>
-          <w:b/>
-          <w:i/>
-        </w:rPr>
-        <w:t xml:space="preserve">Leptoporus mollis </w:t>
-      </w:r>
-      <w:r>
-        <w:rPr>
-          <w:b/>
-        </w:rPr>
-        <w:t>(NT)</w:t>
-      </w:r>
-      <w:r>
-        <w:t xml:space="preserve"> är granens kötticka och har klassificerats som ”gammelskogsindikator”, då den förekommer med ett tydligt optimum i äldre barrskogar, främst fuktiga granskogar. Den har högst signalvärde söder om den naturliga norrlandsgränsen </w:t>
-      </w:r>
-      <w:r>
-        <w:rPr>
-          <w:i/>
-        </w:rPr>
-        <w:t>limes norrlandicus</w:t>
-      </w:r>
-      <w:r>
-        <w:t>, men signalerar vanligtvis höga naturvärden även i Norrland. Arten är knuten till miljöer med konstant luftfuktighet och känslig för uttorkning som en avverkning kan medföra. Den totala populationen bedöms därför ha minskat under de senaste 30 åren och fortsätter att minska i takt med att grankontinuitetsskogar (skogar som inte kalavverkats) minskar i areal, samtidigt som att lämpliga miljöer inte återskapas i samma takt (SLU Artdatabanken, 2024; Nitare &amp; Skogsstyrelsen, 2019).</w:t>
-      </w:r>
-    </w:p>
-    <w:p>
-      <w:r>
-        <w:rPr>
-          <w:b/>
-        </w:rPr>
-        <w:t xml:space="preserve">Mörk husmossa </w:t>
-      </w:r>
-      <w:r>
-        <w:t>är en mycket bra signalart i södra och mellersta Sverige. Den är sannolikt svårspridd och växer huvudsakligen i skog med lång skoglig kontinuitet i områden med konstant hög luftfuktighet. Den är känslig för större avverkningar, men tål plockhuggning som lämnar ett tätare trädskikt och ett obrutet, fukthållande mosstäcke på marken. Ett par studier har klart visat att artens tillväxt försämras när skogen huggs ner intill växtplatsen, och att ett kalhygges påverkan på mörk husmossa avtar både med avståndet från kalhygget och ju fuktigare växtplatsen är (SLU Artdatabanken, 2024; Nitare &amp; Skogsstyrelsen, 2019).</w:t>
-      </w:r>
-    </w:p>
-    <w:p>
-      <w:r>
-        <w:rPr>
-          <w:b/>
-        </w:rPr>
-        <w:t>Rosenticka (NT)</w:t>
-      </w:r>
-      <w:r>
-        <w:t>, rödlistad som nära hotad, ingår i en karaktäristisk association av vedsvampar som växer på gamla, grova granlågor i urskogsartade barrskogar. Den är placerad i toppen av Skogsstyrelsens värdepyramid för bedömning av skog med höga naturvärden och indikerar ett granskogsekosystem med långvarig kontinuitet av grova lågor. Artens beroende av grova granlågor innebär att alla skogsskötselåtgärder på eller i omedelbar närhet av lokalerna utgör ett hot på lång sikt. Det är angeläget att populationerna inte ytterligare glesas ut och ett tillräckligt antal områden där arten nu finns måste sparas för framtiden (Nitare &amp; Skogsstyrelsen, 2019; SLU Artdatabanken, 2024).</w:t>
-      </w:r>
-    </w:p>
-    <w:p>
-      <w:r>
-        <w:rPr>
-          <w:b/>
-        </w:rPr>
-        <w:t>Rynkskinn (VU)</w:t>
-      </w:r>
-      <w:r>
-        <w:t>, rödlistad som sårbar, är en vednedbrytare som växer på grova granlågor och ingår i en karaktäristisk association av vedsvampar knutna till urskogsartade barrskogar. Den har klassificerats som en “urskogsindikator” och är placerad i toppen av Skogsstyrelsens värdepyramid för bedömning av skog med höga naturvärden. Allt tyder på att rynkskinn är mycket känslig för skogliga ingrepp (Nitare &amp; Skogsstyrelsen, 2019; SLU Artdatabanken, 2024).</w:t>
-      </w:r>
-    </w:p>
-    <w:p>
-      <w:r>
-        <w:rPr>
-          <w:b/>
-        </w:rPr>
-        <w:t>Stjärntagging (NT)</w:t>
-      </w:r>
-      <w:r>
-        <w:t xml:space="preserve"> signalerar inom hela sitt utbredningsområde höga naturvärden. Svampen är uttorkningskänslig och beroende av ett oförändrat fuktigt mikroklimat. Den är även beroende av en ständig tillgång på död ved i olika nedbrytningsstadier, dock ej nödvändigtvis grova träd. Tidigare påverkan på miljön måste dock ha varit så skonsam att det naturliga skogsekosystemet till stora delar har bevarats. Minskningstakten för den svenska populationen bedöms vara nära gränsvärdet för Sårbar (VU) (SLU Artdatabanken, 2024; Nitare &amp; Skogsstyrelsen, 2019).</w:t>
-      </w:r>
-    </w:p>
-    <w:p>
-      <w:r>
-        <w:rPr>
-          <w:b/>
-        </w:rPr>
-        <w:t xml:space="preserve">Tallticka (NT) </w:t>
-      </w:r>
-      <w:r>
-        <w:t>uppträder först på tallar som är 100–150 år gamla men är vanligast på träd som är runt 150–200 år eller äldre. I skogslandskapet är den främst knuten till tallnaturskogar och restbiotoper med biologiskt gamla träd och signalerar vanligtvis skyddsvärda tallbestånd med höga naturvärden (SLU Artdatabanken, 2023; Nitare &amp; Skogsstyrelsen, 2019).</w:t>
-      </w:r>
-    </w:p>
-    <w:p>
-      <w:r>
-        <w:rPr>
-          <w:b/>
-        </w:rPr>
-        <w:t>Trådbrosklav (EN)</w:t>
-      </w:r>
-      <w:r>
-        <w:t xml:space="preserve"> är rödlistad som starkt hotad och förekommer huvudsakligen i brandrefugier med hög luftfuktighet som bäckraviner, bäckdråg och gransumpskogar. Eftersom arten huvudsakligen är knuten till produktiva gamla granbestånd är avverkningshotet stort och minskningstakten pågår och förväntas uppgå till 50 (40–70) % inom 50 år. Den är placerad högst upp i Skogsstyrelsens värdepyramid för bedömning av skog med höga naturvärden och skog där trådbrosklav förekommer bör helt undantas från skogsbruksåtgärder. Det är väsentligt att tillräckligt stora bestånd och breda kantzoner avsätts eftersom arten är känslig för uttorkning. Samtliga rika förekomster bör skyddas (SLU Artdatabanken, 2024).</w:t>
-      </w:r>
-    </w:p>
-    <w:p>
-      <w:r>
-        <w:rPr>
-          <w:b/>
-        </w:rPr>
-        <w:t>Ullticka (NT)</w:t>
-      </w:r>
-      <w:r>
-        <w:t xml:space="preserve"> är knuten till restbestånd av barrnaturskog och förekommer med ett tydligt optimum i orörda eller måttligt påverkade gamla granskogar där det föreligger viss kontinuitet av grov död ved. Ullticka är en bra signalart inom hela sitt utbredningsområde och i södra Sverige är den sällsynt och en god signalart för skyddsvärda granskogsmiljöer. Den hotas av avverkning och fragmentering av naturskog och äldre granskog med lång trädkontinuitet. På ullticka kan ibland ulltickeporing (VU) påträffas - det är en sällsynt ticka som nyligen delats upp i tre olika arter: </w:t>
-      </w:r>
-      <w:r>
-        <w:rPr>
-          <w:i/>
-        </w:rPr>
-        <w:t xml:space="preserve">Skeletocutis brevispora </w:t>
-      </w:r>
-      <w:r>
-        <w:t>(ulltickeporing)</w:t>
-      </w:r>
-      <w:r>
-        <w:rPr>
-          <w:i/>
-        </w:rPr>
-        <w:t>, Skeletocutis delicata och Skeletocutis exilis</w:t>
-      </w:r>
-      <w:r>
-        <w:t>. De två sistnämnda arterna står för närvarande (2020) som ej bedömda i rödlistan (SLU Artdatabanken, 2024; Nitare &amp; Skogsstyrelsen, 2019; Miettinen &amp; Niemelä, 2018).</w:t>
-      </w:r>
-    </w:p>
-    <w:p>
-      <w:r>
-        <w:rPr>
-          <w:b/>
-        </w:rPr>
-        <w:t xml:space="preserve">Ulltickeporing </w:t>
-      </w:r>
-      <w:r>
-        <w:rPr>
-          <w:b/>
-          <w:i/>
-        </w:rPr>
-        <w:t>Skeletocutis brevispora</w:t>
-      </w:r>
-      <w:r>
-        <w:rPr>
-          <w:b/>
-        </w:rPr>
-        <w:t xml:space="preserve"> (VU)</w:t>
-      </w:r>
-      <w:r>
-        <w:t>, rödlistad som sårbar, växer på ullticka (NT) i naturskogsartade granskogar. Avverkning av naturskogslika miljöer och av grova granar där ulltickeporing förekommer är ett direkt hot mot artens fortlevnad. Alla skogliga åtgärder som innebär att lågor och döda eller skadade träd tas bort missgynnar arten. På sikt är minskad tillgång till lämpligt substrat och krympande areal av naturskog ett hot, framförallt råder brist på grov ved som lågor i sena nedbrytningsstadier. Ytterligare fragmentering av skogslandskapet minskar artens möjligheter till spridning. Gamla granskogar som hyser arten undantas helt från skogsbruk (SLU Artdatabanken, 2024).</w:t>
-      </w:r>
-    </w:p>
-    <w:p>
-      <w:r>
-        <w:rPr>
-          <w:b/>
-        </w:rPr>
-        <w:t xml:space="preserve">Vedtrappmossa (NT) </w:t>
-      </w:r>
-      <w:r>
-        <w:t>växer på död ved, främst i gammal granskog. Den förekommer knappast alls i fjällnära barrskogar utan finns i skogslandskapet nedom fjällen och framför allt i landets södra delar är den en mycket bra signalart för barrnaturskog med höga naturvärden. Skogsavverkning och brist på grov död ved i skogen är de allvarligaste hoten och den överlever inte kalhyggesbruk. Lokaler med sluten granskog, tillräckligt stora för att säkerställa ett kontinuerligt tillskott på grova lågor, bör undantas från storskaligt skogsbruk (SLU Artdatabanken, 2024).</w:t>
-      </w:r>
-    </w:p>
-    <w:p>
-      <w:r>
-        <w:rPr>
-          <w:b/>
-        </w:rPr>
-        <w:t>Vitgrynig nållav (NT)</w:t>
-      </w:r>
-      <w:r>
-        <w:t xml:space="preserve"> växer nästan uteslutande på bark av gamla, senvuxna granar i skuggiga lägen med hög och jämn luftfuktighet. Den vanligaste naturtypen för arten är kontinuitetsskogar på frisk mark men den finns också i sumpgranskogar. På lång sikt utgör avverkningar av olikåldriga granskogar av naturskogskaraktär ett allvarligt hot mot arten och skogsbruksåtgärder på eller i närheten av växtplatserna bör undvikas. Naturskogsartade, fuktiga granskogar med förekomster av arten signalerar höga biologiska värden och bör bevaras (SLU Artdatabanken, 2024; Nitare &amp; Skogsstyrelsen, 2019).</w:t>
+        <w:t>Vi förväntar oss att ni återkommer med ett skriftligt svar på vårt klagomål och även beskriver vilka korrigerande åtgärder ni satt in för att rätta till identifierade brister i er efterlevnad av den svenska FSC standarden.</w:t>
       </w:r>
     </w:p>
     <w:p>
@@ -485,26 +239,23 @@
         <w:pStyle w:val="Heading1"/>
       </w:pPr>
       <w:r>
-        <w:t>Fridlysta arter</w:t>
+        <w:t>Naturvårdsarter och fridlysta arter</w:t>
       </w:r>
     </w:p>
     <w:p>
       <w:r>
-        <w:t>Följande fridlysta arter har sina livsmiljöer och växtplatser i den avverkningsanmälda skogen: knärot (VU, §8), talltita (NT, §4), tretåig hackspett (NT, §4), lappranunkel (S, §7), spindelblomster (S, §8) och fläcknycklar (§8).</w:t>
+        <w:t>Nedan följer beskrivningar av de naturvårdsarter och fridlysta arter som har sina livsmiljöer och växtplatser i den avverkningsanmälda skogen. Se även ytterligare artfakta i BILAGA 1. De påträffade naturvårdsarterna är ett tydligt kvitto på att det rör sig om en skog med höga naturvärden.</w:t>
       </w:r>
     </w:p>
     <w:p>
       <w:r>
-        <w:t xml:space="preserve">Observera att medlemsländerna är skyldiga att agera i enlighet med EU:s fågeldirektiv där det uttryckligen står att direktivet gäller för fåglar samt för deras ägg, bon och </w:t>
-      </w:r>
-      <w:r>
         <w:rPr>
           <w:b/>
         </w:rPr>
-        <w:t xml:space="preserve">livsmiljöer </w:t>
-      </w:r>
-      <w:r>
-        <w:t>(artikel 1). Vidare att de åtgärder som vidtas inte får leda till en försämring av den nuvarande situationen beträffande bevarandet av de fågelarter som avses i artikel 1 (artikel 13). Fågeldirektivet är styrande för tillsynsansvariga myndigheters ärendehantering, ställningstaganden och beslutsfattande.</w:t>
+        <w:t>Trådbrosklav (EN)</w:t>
+      </w:r>
+      <w:r>
+        <w:t xml:space="preserve"> är rödlistad som starkt hotad och förekommer huvudsakligen i brandrefugier med hög luftfuktighet som bäckraviner, bäckdråg och gransumpskogar. Eftersom arten huvudsakligen är knuten till produktiva gamla granbestånd är avverkningshotet stort och minskningstakten pågår och förväntas uppgå till 50 (40–70) % inom 50 år. Den är placerad högst upp i Skogsstyrelsens värdepyramid för bedömning av skog med höga naturvärden och skog där trådbrosklav förekommer bör helt undantas från skogsbruksåtgärder. Det är väsentligt att tillräckligt stora bestånd och breda kantzoner avsätts eftersom arten är känslig för uttorkning. Samtliga rika förekomster bör skyddas (SLU Artdatabanken, 2024).</w:t>
       </w:r>
     </w:p>
     <w:p>
@@ -512,10 +263,86 @@
         <w:rPr>
           <w:b/>
         </w:rPr>
+        <w:t>Garnlav (VU)</w:t>
+      </w:r>
+      <w:r>
+        <w:t xml:space="preserve"> är en utpräglad barrskogsart som ibland kan drapera träden i norrländska grannaturskogar med hög luftfuktighet. Den förekommer även i talldominerade bestånd där den, förutom i trädens grenverk, påträffas hängande över ojämnheter i tallbarken. Arten har minskat starkt i södra och mellersta Sverige och den minskar även i sitt nordliga utbredningsområde. Minskningstakten uppgår till 30 (20–50) % inom 50 år och överstiger gränsvärdet för Sårbar (VU). Orsaken till tillbakagången beror främst på slutavverkningar av naturskogsartade skogar. Bestånd med riklig förekomst bör regelmässigt sparas, vilket även gynnar flera andra sällsynta och rödlistade arter. Garnlav är värdväxt för den mycket sällsynta och akut hotade fjärilen barrskogslavfly (CR) som hör hemma i boreala barrskogar med riklig förekomst av värdväxten. Tidigare kunde arten konstateras årligen på flera platser vid Dala-Floda i Dalarna innan lokalerna kalavverkades. Senaste fyndet i landet av barrskogslavfly är från år 2000 då den påträffades vid Högberget i Sollefteå kommun. Garnlav är typisk art för </w:t>
+      </w:r>
+      <w:r>
+        <w:rPr>
+          <w:i/>
+        </w:rPr>
+        <w:t xml:space="preserve">9010 Taiga </w:t>
+      </w:r>
+      <w:r>
+        <w:t>och</w:t>
+      </w:r>
+      <w:r>
+        <w:rPr>
+          <w:i/>
+        </w:rPr>
+        <w:t xml:space="preserve"> 9070 Trädklädd betesmark</w:t>
+      </w:r>
+      <w:r>
+        <w:t xml:space="preserve"> (SLU Artdatabanken, 2026).</w:t>
+      </w:r>
+    </w:p>
+    <w:p>
+      <w:r>
+        <w:rPr>
+          <w:b/>
+        </w:rPr>
+        <w:t>Gräddticka (VU)</w:t>
+      </w:r>
+      <w:r>
+        <w:t xml:space="preserve"> har klassificerats som en ”gammelskogsindikator” och signalerar granskogar med höga naturvärden. Den kräver miljöer med hög och jämn fuktighet och växtplatserna ligger oftast på näringsrik, fuktig eller blöt mark där lågan och den murkna veden hålls konstant fuktig. Slutavverkning av gammelgranskog är ett direkt hot mot artens existens i landet och artens växtplatser måste undantas från skogsbruk (SLU Artdatabanken, 2024; Nitare &amp; Skogsstyrelsen, 2019).</w:t>
+      </w:r>
+    </w:p>
+    <w:p>
+      <w:r>
+        <w:rPr>
+          <w:b/>
+        </w:rPr>
         <w:t>Knärot (VU, §8)</w:t>
       </w:r>
       <w:r>
-        <w:t xml:space="preserve"> är rödlistad som sårbar och fridlyst enligt 8§ artskyddsförordningen. En nyligen genomförd analys av 79 floraväktarlokaler indikerar att det behövs någonstans mellan 100 och 150 meters skyddszon för att en knärotspopulation inte ska dö ut på lång sikt (Sebestyén &amp; Sundberg, 2025). Detta ligger väl i linje med tidigare genomförda studier som visar att det krävs väl tilltagna buffertzoner för att knäroten inte ska ta skada av skogsbruksåtgärder i intilliggande skog (Johnson, 2014; Koelmeijer m.fl., 2022; Skogsstyrelsen, 2022). Arten är även känslig för gallring vilket framgår av Skogsstyrelsens egen vägledning för hänsyn till knärot (Skogsstyrelsen, 2022). För rika förekomster av knärot är reservatsbildning eller biotopskydd lämpliga åtgärder för att skydda den (SLU Artdatabanken, 2024).</w:t>
+        <w:t xml:space="preserve"> är typisk art för </w:t>
+      </w:r>
+      <w:r>
+        <w:rPr>
+          <w:i/>
+        </w:rPr>
+        <w:t xml:space="preserve">9010 Taiga </w:t>
+      </w:r>
+      <w:r>
+        <w:t>och</w:t>
+      </w:r>
+      <w:r>
+        <w:rPr>
+          <w:i/>
+        </w:rPr>
+        <w:t xml:space="preserve"> 9050 Näringsrik granskog</w:t>
+      </w:r>
+      <w:r>
+        <w:t xml:space="preserve">, rödlistad som sårbar och fridlyst enligt 8§ artskyddsförordningen. En nyligen genomförd analys av 79 floraväktarlokaler indikerar att det behövs någonstans mellan 100 och 150 meters skyddszon för att en knärotspopulation inte ska dö ut på lång sikt (Sebestyén &amp; Sundberg, 2025). Detta ligger väl i linje med tidigare genomförda studier som visar att det krävs väl tilltagna buffertzoner för att knäroten inte ska ta skada av skogsbruksåtgärder i intilliggande skog (Johnson, 2014; Koelmeijer m.fl., 2022; Skogsstyrelsen, 2022). Arten är även känslig för gallring vilket framgår av Skogsstyrelsens egen vägledning för hänsyn till knärot (Skogsstyrelsen, 2022). Ytterligare en studie visar på den starka korrelationen mellan minskande arealer kontinuitetsskog och lokal utdöenderisk. Knäroten uppvisade en mycket låg koloniseringsgrad (0,7 % över 10 år) i kombination med hög lokal utrotningsrisk (75,2 %), där utrotningssannolikheten ökade kraftigt när arealen kontinuitetsskog minskade mellan undersökningar, t.ex. på grund av kalhyggesbruk (Johansson et al., 2026). För rika förekomster av knärot är reservatsbildning eller biotopskydd lämpliga åtgärder för att skydda den. På knärot kan den sällsynta rostsvampen </w:t>
+      </w:r>
+      <w:r>
+        <w:rPr>
+          <w:i/>
+        </w:rPr>
+        <w:t>Pucciniastrum goodyerae</w:t>
+      </w:r>
+      <w:r>
+        <w:t xml:space="preserve"> påträffas. </w:t>
+      </w:r>
+      <w:r>
+        <w:rPr>
+          <w:i/>
+        </w:rPr>
+        <w:t>Pucciniastrum goodyerae</w:t>
+      </w:r>
+      <w:r>
+        <w:t xml:space="preserve"> är klassad som NE (ej bedömd) i rödlistan (SLU Artdatabanken, 2024).</w:t>
       </w:r>
     </w:p>
     <w:p>
@@ -530,7 +357,7 @@
       <w:r>
         <w:drawing>
           <wp:inline xmlns:a="http://schemas.openxmlformats.org/drawingml/2006/main" xmlns:pic="http://schemas.openxmlformats.org/drawingml/2006/picture">
-            <wp:extent cx="5486400" cy="3268559"/>
+            <wp:extent cx="5486400" cy="3685880"/>
             <wp:docPr id="2" name="Picture 2"/>
             <wp:cNvGraphicFramePr>
               <a:graphicFrameLocks noChangeAspect="1"/>
@@ -551,7 +378,7 @@
                   <pic:spPr>
                     <a:xfrm>
                       <a:off x="0" y="0"/>
-                      <a:ext cx="5486400" cy="3268559"/>
+                      <a:ext cx="5486400" cy="3685880"/>
                     </a:xfrm>
                     <a:prstGeom prst="rect"/>
                   </pic:spPr>
@@ -565,25 +392,52 @@
     <w:p>
       <w:pPr>
         <w:pStyle w:val="Caption"/>
+        <w:spacing w:after="240"/>
       </w:pPr>
       <w:r>
         <w:t>Figur 2. Fyndplatser och buffertzoner för knärot i det avverkningsanmälda området. Endast fyndplatser vars buffertzoner överlappar med det avverkningsanmälda området har tagits med i visualiseringen. Kartans mittpunktskoordinat är N 7094738, E 696786 i SWEREF 99 TM.</w:t>
       </w:r>
     </w:p>
     <w:p>
-      <w:pPr>
-        <w:pStyle w:val="Caption"/>
-      </w:pPr>
+      <w:r>
+        <w:rPr>
+          <w:b/>
+          <w:i/>
+        </w:rPr>
+        <w:t>Skeletocutis delicata</w:t>
+      </w:r>
+      <w:r>
+        <w:rPr>
+          <w:b/>
+        </w:rPr>
+        <w:t xml:space="preserve"> (VU)</w:t>
+      </w:r>
+      <w:r>
+        <w:t xml:space="preserve"> orsakar vitröta på granved och påträffas främst på och intill gamla fruktkroppar av ullticka (NT). Arten verkar föredra sluten skog med grova lågor och en fortgående minskning på nationell nivå bedöms pågå, huvudsakligen p.g.a. slutavverkning av äldre barrskog, samt att uppväxande brukade skogar innehåller påtagligt mindre mängd död ved av lämplig kvalitet (SLU Artdatabanken, 2026).</w:t>
+      </w:r>
     </w:p>
     <w:p>
       <w:r>
         <w:rPr>
           <w:b/>
         </w:rPr>
-        <w:t>Lappranunkel (§7)</w:t>
-      </w:r>
-      <w:r>
-        <w:t xml:space="preserve"> omfattas av EU:s art- och habitatdirektiv och är fridlyst enligt 7 § artskyddsförordningen vilket innebär att artens livsmiljöer inte får förstöras. Den är knuten till granskogsmiljöer med ytligt liggande markvatten och konstant hög luftfuktighet. Arten är känslig för kalavverkning och markskador men kan kortvarigt står kvar en tid i fuktsvackor efter en avverkning. Lokaler med lappranunkel får inte avverkas (Nitare &amp; Skogsstyrelsen, 2019; SLU Artdatabanken, 2024).</w:t>
+        <w:t xml:space="preserve">Ulltickeporing </w:t>
+      </w:r>
+      <w:r>
+        <w:rPr>
+          <w:b/>
+          <w:i/>
+        </w:rPr>
+        <w:t>Skeletocutis brevispora</w:t>
+      </w:r>
+      <w:r>
+        <w:rPr>
+          <w:b/>
+        </w:rPr>
+        <w:t xml:space="preserve"> (VU)</w:t>
+      </w:r>
+      <w:r>
+        <w:t>, rödlistad som sårbar, växer på ullticka (NT) i naturskogsartade granskogar. Avverkning av naturskogslika miljöer och av grova granar där ulltickeporing förekommer är ett direkt hot mot artens fortlevnad. Alla skogliga åtgärder som innebär att lågor och döda eller skadade träd tas bort missgynnar arten. På sikt är minskad tillgång till lämpligt substrat och krympande areal av naturskog ett hot, framförallt råder brist på grov ved som lågor i sena nedbrytningsstadier. Ytterligare fragmentering av skogslandskapet minskar artens möjligheter till spridning. Gamla granskogar som hyser arten undantas helt från skogsbruk (SLU Artdatabanken, 2024).</w:t>
       </w:r>
     </w:p>
     <w:p>
@@ -591,10 +445,19 @@
         <w:rPr>
           <w:b/>
         </w:rPr>
-        <w:t>Spindelblomster (§8)</w:t>
-      </w:r>
-      <w:r>
-        <w:t xml:space="preserve"> växer i äldre mossrik granskog eller barrblandskog, men även i fjällbjörkskog. Arten indikerar långvarig trädkontinuitet och hög luftfuktighet och är mycket känslig för uttorkning och markskador. Spindelblomster har i många trakter minskat starkt under senare tid på grund av slutavverkningar och skogsmarksdikning (Nitare &amp; Skogsstyrelsen, 2019).</w:t>
+        <w:t>Doftskinn (NT)</w:t>
+      </w:r>
+      <w:r>
+        <w:t xml:space="preserve">, rödlistad som nära hotad, är en mycket bra signalart för boreal granskog och indikerar ett gran-skogsekosystem med lång kontinuitet av grova lågor. Arten är placerad i toppen av Skogsstyrelsens värdepyramid för bedömning av skog med höga naturvärden och har klassats som en “urskogsindikator”, då den förekommer med ett tydligt optimum i helt eller nästan helt orörda skogar. Doftskinn är typisk art för </w:t>
+      </w:r>
+      <w:r>
+        <w:rPr>
+          <w:i/>
+        </w:rPr>
+        <w:t xml:space="preserve">9010 Taiga </w:t>
+      </w:r>
+      <w:r>
+        <w:t>(SLU Artdatabanken, 2025; Nitare &amp; Skogsstyrelsen, 2019).</w:t>
       </w:r>
     </w:p>
     <w:p>
@@ -602,10 +465,19 @@
         <w:rPr>
           <w:b/>
         </w:rPr>
-        <w:t>Talltita (NT, §4)</w:t>
-      </w:r>
-      <w:r>
-        <w:t>, rödlistad som nära hotad och prioriterad art i Skogsvårdslagen har häckningsrevir i anmälan. Arten har minskat kraftigt de senaste 30 åren och minskningstakten innevarande 10-årsperiod beräknas till 20 (10–30) %. Talltitan är synnerligen trogen sitt cirka 15 hektar stora revir och är beroende av flerskiktade olikåldriga skogar för att kunna föda upp sina ungar. Talltitan försvinner om dess livsmiljö kalavverkas (Eggers &amp; Low (2014); Ekman (1979); Griesser et al (2007); Klein (2020); Siffczyk et al (2003); SLU Artdatabanken (2021).</w:t>
+        <w:t>Gammelgransskål (NT)</w:t>
+      </w:r>
+      <w:r>
+        <w:t xml:space="preserve"> är en liten skålsvamp som växer på gamla granar med skrovlig bark. Typiska växtplatser är gransumpskog i myrkanter, bäckdråg, bäckraviner och skuggiga bergssluttningar, men också skog på torrare mark kan hysa arten om beståndet har stark naturskogskaraktär. Bestånd med arten bör behandlas som nyckelbiotoper och sparas vid en slutavverkning. Även gallring bör undvikas. Gammelgransskål är typisk art för </w:t>
+      </w:r>
+      <w:r>
+        <w:rPr>
+          <w:i/>
+        </w:rPr>
+        <w:t>9010 Taiga</w:t>
+      </w:r>
+      <w:r>
+        <w:t xml:space="preserve"> (SLU Artdatabanken, 2024; Nitare &amp; Skogsstyrelsen, 2019).</w:t>
       </w:r>
     </w:p>
     <w:p>
@@ -613,15 +485,467 @@
         <w:rPr>
           <w:b/>
         </w:rPr>
-        <w:t>Tretåig hackspett (NT, §4)</w:t>
-      </w:r>
-      <w:r>
-        <w:t xml:space="preserve"> är rödlistad som nära hotad och ingår i bilaga 1 i EU:s fågeldirektiv. Tretåig hackspett är för sin överlevnad beroende av kontinuerlig tillförsel av äldre döende och död ved, som sker genom naturliga självgallringsprocesser i äldre grannaturskogar och barrblandade naturskogar. Om en skog genom skogsbruk gallras eller glesas ur så upphör och uteblir i stort sett den naturliga självgallringsprocessen för mycket lång tid framöver vilket omöjliggör upprätthållandet av den kontinuerliga ekologiska funktionen i ett område. Det finns studier som visar att naturskogens självgallringsprocess som den tretåiga hackspetten är beroende av, inte kan ersättas med efterlämnad hänsyn i skogsbruket (Imbeau &amp; Desrochers, 2002). Storleken på häckningsreviret varierar med skogstypen, förekomsten av död ved och graden av fragmentering, men är i allmänhet i storleksordningen 25–100 hektar. Vintertid krävs ofta betydligt större områden och det finns studier som antyder att arten behöver minst 100 hektar äldre skog. I områden med låg bonitet kan det behövas över 200 hektar lämpligt habitat för att ett par ska kunna reproducera sig. Områden med dokumenterad permanent förekomst i naturskogsmiljöer har vanligen så stora naturvärden att skogsbruk är olämpligt (Skogsstyrelsen, 2016).</w:t>
+        <w:t>Harticka (NT)</w:t>
+      </w:r>
+      <w:r>
+        <w:t xml:space="preserve"> är normalt en mycket bra signalart för granskogar med höga naturvärden. Även när svampen påträffas i mer påverkade skogar är det nästan alltid fråga om skogsmiljöer i sena successionsstadier med höga naturvärden. Skogsskötselåtgärder på eller i omedelbar närhet av växtplatserna kan innebära ett hot mot arten. Harticka är typisk art för </w:t>
+      </w:r>
+      <w:r>
+        <w:rPr>
+          <w:i/>
+        </w:rPr>
+        <w:t xml:space="preserve">9010 Taiga, 9050 Näringsrik granskog </w:t>
+      </w:r>
+      <w:r>
+        <w:t xml:space="preserve">och </w:t>
+      </w:r>
+      <w:r>
+        <w:rPr>
+          <w:i/>
+        </w:rPr>
+        <w:t>9030 Landhöjningsskog</w:t>
+      </w:r>
+      <w:r>
+        <w:t xml:space="preserve"> (SLU Artdatabanken, 2024; Nitare &amp; Skogsstyrelsen, 2019).</w:t>
       </w:r>
     </w:p>
     <w:p>
       <w:r>
-        <w:t>I BILAGA 1 finns mer detaljerad information om ekologi samt krav på livsmiljö hos fridlysta arter.</w:t>
+        <w:rPr>
+          <w:b/>
+        </w:rPr>
+        <w:t>Kötticka (NT)</w:t>
+      </w:r>
+      <w:r>
+        <w:t xml:space="preserve"> är granens kötticka och har klassificerats som ”gammelskogsindikator”, då den förekommer med ett tydligt optimum i äldre barrskogar, främst fuktiga granskogar. Den har högst signalvärde söder om den naturliga norrlandsgränsen </w:t>
+      </w:r>
+      <w:r>
+        <w:rPr>
+          <w:i/>
+        </w:rPr>
+        <w:t>limes norrlandicus</w:t>
+      </w:r>
+      <w:r>
+        <w:t>, men signalerar vanligtvis höga naturvärden även i Norrland. Arten är knuten till miljöer med konstant luftfuktighet och känslig för uttorkning som en avverkning kan medföra. Den totala populationen bedöms därför ha minskat under de senaste 30 åren och fortsätter att minska i takt med att grankontinuitetsskogar (skogar som inte kalavverkats) minskar i areal, samtidigt som att lämpliga miljöer inte återskapas i samma takt (SLU Artdatabanken, 2024; Nitare &amp; Skogsstyrelsen, 2019).</w:t>
+      </w:r>
+    </w:p>
+    <w:p>
+      <w:r>
+        <w:rPr>
+          <w:b/>
+        </w:rPr>
+        <w:t>Luddfingersvamp (NT)</w:t>
+      </w:r>
+      <w:r>
+        <w:t xml:space="preserve"> påträffas på mineralrik mark i granskog med mycket hög luftfuktighet, t.ex. vid källflöden, fuktdråg, bäckar eller i anslutning till vattenfall och forsdimma. Arten är mycket uttorkningskänslig och kräver granskogsmiljöer med konstant mycket hög luftfuktighet. Den tål inte en slutavverkning eller någon form av dränering som påverkar växtplatsens hydrologi (SLU Artdatabanken, 2024).</w:t>
+      </w:r>
+    </w:p>
+    <w:p>
+      <w:r>
+        <w:rPr>
+          <w:b/>
+        </w:rPr>
+        <w:t>Rosenticka (NT)</w:t>
+      </w:r>
+      <w:r>
+        <w:t xml:space="preserve">, rödlistad som nära hotad, ingår i en karaktäristisk association av vedsvampar som växer på gamla, grova granlågor i urskogsartade barrskogar. Den är placerad i toppen av Skogsstyrelsens värdepyramid för bedömning av skog med höga naturvärden och indikerar ett granskogsekosystem med långvarig kontinuitet av grova lågor. Artens beroende av grova granlågor innebär att alla skogsskötselåtgärder på eller i omedelbar närhet av lokalerna utgör ett hot på lång sikt. Det är angeläget att populationerna inte ytterligare glesas ut och ett tillräckligt antal områden där arten nu finns måste sparas för framtiden. Rosenticka är typisk art för </w:t>
+      </w:r>
+      <w:r>
+        <w:rPr>
+          <w:i/>
+        </w:rPr>
+        <w:t xml:space="preserve">9010 Taiga </w:t>
+      </w:r>
+      <w:r>
+        <w:t xml:space="preserve">och </w:t>
+      </w:r>
+      <w:r>
+        <w:rPr>
+          <w:i/>
+        </w:rPr>
+        <w:t>9050 Näringsrik granskog</w:t>
+      </w:r>
+      <w:r>
+        <w:t xml:space="preserve"> (Nitare &amp; Skogsstyrelsen, 2019; SLU Artdatabanken, 2024).</w:t>
+      </w:r>
+    </w:p>
+    <w:p>
+      <w:r>
+        <w:rPr>
+          <w:b/>
+        </w:rPr>
+        <w:t>Rynkskinn (NT)</w:t>
+      </w:r>
+      <w:r>
+        <w:t xml:space="preserve"> är en vednedbrytare som växer på grova granlågor och ingår i en karaktäristisk association av vedsvampar knutna till urskogsartade barrskogar. Den har klassificerats som en “urskogsindikator” och är placerad i toppen av Skogsstyrelsens värdepyramid för bedömning av skog med höga naturvärden. Allt tyder på att rynkskinn är mycket känslig för skogliga ingrepp och lokalerna, som oftast har höga biologiska kvaliteter, bör lämnas till fri utveckling. Rynkskinn är typisk art för </w:t>
+      </w:r>
+      <w:r>
+        <w:rPr>
+          <w:i/>
+        </w:rPr>
+        <w:t xml:space="preserve">9010 Taiga, 9050 Näringsrik granskog </w:t>
+      </w:r>
+      <w:r>
+        <w:t>och</w:t>
+      </w:r>
+      <w:r>
+        <w:rPr>
+          <w:i/>
+        </w:rPr>
+        <w:t xml:space="preserve"> 9030 Landhöjningsskog</w:t>
+      </w:r>
+      <w:r>
+        <w:t xml:space="preserve"> (Nitare &amp; Skogsstyrelsen, 2019; SLU Artdatabanken, 2026).</w:t>
+      </w:r>
+    </w:p>
+    <w:p>
+      <w:r>
+        <w:rPr>
+          <w:b/>
+        </w:rPr>
+        <w:t>Stjärntagging (NT)</w:t>
+      </w:r>
+      <w:r>
+        <w:t xml:space="preserve"> signalerar inom hela sitt utbredningsområde höga naturvärden. Svampen är uttorkningskänslig och beroende av ett oförändrat fuktigt mikroklimat. Den är även beroende av en ständig tillgång på död ved i olika nedbrytningsstadier, dock ej nödvändigtvis grova träd. Tidigare påverkan på miljön måste dock ha varit så skonsam att det naturliga skogsekosystemet till stora delar har bevarats. Minskningstakten för den svenska populationen bedöms vara nära gränsvärdet för Sårbar (VU). Stjärntagging är typisk art för </w:t>
+      </w:r>
+      <w:r>
+        <w:rPr>
+          <w:i/>
+        </w:rPr>
+        <w:t xml:space="preserve">9010 Taiga, 9050 Näringsrik granskog </w:t>
+      </w:r>
+      <w:r>
+        <w:t xml:space="preserve">och </w:t>
+      </w:r>
+      <w:r>
+        <w:rPr>
+          <w:i/>
+        </w:rPr>
+        <w:t>9030 Landhöjningsskog</w:t>
+      </w:r>
+      <w:r>
+        <w:t xml:space="preserve"> (SLU Artdatabanken, 2024; Nitare &amp; Skogsstyrelsen, 2019).</w:t>
+      </w:r>
+    </w:p>
+    <w:p>
+      <w:r>
+        <w:rPr>
+          <w:b/>
+        </w:rPr>
+        <w:t xml:space="preserve">Tallticka (NT) </w:t>
+      </w:r>
+      <w:r>
+        <w:t xml:space="preserve">uppträder först på tallar som är 100–150 år gamla men är vanligast på träd som är runt 150–200 år eller äldre. I skogslandskapet är den främst knuten till tallnaturskogar och restbiotoper med biologiskt gamla träd och signalerar vanligtvis skyddsvärda tallbestånd med höga naturvärden. Tallticka är typisk art för </w:t>
+      </w:r>
+      <w:r>
+        <w:rPr>
+          <w:i/>
+        </w:rPr>
+        <w:t xml:space="preserve">9010 Taiga </w:t>
+      </w:r>
+      <w:r>
+        <w:t xml:space="preserve">och </w:t>
+      </w:r>
+      <w:r>
+        <w:rPr>
+          <w:i/>
+        </w:rPr>
+        <w:t>9060 Åsbarrskog</w:t>
+      </w:r>
+      <w:r>
+        <w:t xml:space="preserve"> (SLU Artdatabanken, 2023; Nitare &amp; Skogsstyrelsen, 2019).</w:t>
+      </w:r>
+    </w:p>
+    <w:p>
+      <w:r>
+        <w:rPr>
+          <w:b/>
+        </w:rPr>
+        <w:t>Talltita (NT, §4)</w:t>
+      </w:r>
+      <w:r>
+        <w:t>, rödlistad som nära hotad och prioriterad art i Skogsvårdslagen, har häckningsrevir i anmälan. Arten har minskat kraftigt de senaste 30 åren och minskningstakten innevarande 10-årsperiod beräknas till 20 (10–30) %. Talltitan är synnerligen trogen sitt cirka 15 hektar stora revir och är beroende av flerskiktade olikåldriga skogar för att kunna föda upp sina ungar. Talltitan försvinner om dess livsmiljö kalavverkas (Eggers &amp; Low, 2014; Ekman, 1979; Griesser et al, 2007; Klein, 2020; Siffczyk et al, 2003; SLU Artdatabanken, 2021).</w:t>
+      </w:r>
+    </w:p>
+    <w:p>
+      <w:r>
+        <w:rPr>
+          <w:b/>
+        </w:rPr>
+        <w:t>Tretåig hackspett (NT, §4)</w:t>
+      </w:r>
+      <w:r>
+        <w:t xml:space="preserve"> är rödlistad som nära hotad och ingår i bilaga 1 i EU:s fågeldirektiv. Tretåig hackspett är för sin överlevnad beroende av kontinuerlig tillförsel av äldre döende och död ved, som sker genom naturliga självgallringsprocesser i äldre grannaturskogar och barrblandade naturskogar. Om en skog genom skogsbruk gallras eller glesas ur så upphör och uteblir i stort sett den naturliga självgallringsprocessen för mycket lång tid framöver vilket omöjliggör upprätthållandet av den kontinuerliga ekologiska funktionen i ett område. Det finns studier som visar att naturskogens självgallringsprocess som den tretåiga hackspetten är beroende av, inte kan ersättas med efterlämnad hänsyn i skogsbruket (Imbeau &amp; Desrochers, 2002). Storleken på häckningsreviret varierar med skogstypen, förekomsten av död ved och graden av fragmentering, men är i allmänhet i storleksordningen 25–100 hektar. Vintertid krävs ofta betydligt större områden och det finns studier som antyder att arten behöver minst 100 hektar äldre skog. I områden med låg bonitet kan det behövas över 200 hektar lämpligt habitat för att ett par ska kunna reproducera sig. Områden med dokumenterad permanent förekomst i naturskogsmiljöer har vanligen så stora naturvärden att skogsbruk är olämpligt. Tretåig hackspett är typisk art för </w:t>
+      </w:r>
+      <w:r>
+        <w:rPr>
+          <w:i/>
+        </w:rPr>
+        <w:t xml:space="preserve">9010 Taiga, 9740 Skogsbevuxen myr, 9030 Landhöjningsskog </w:t>
+      </w:r>
+      <w:r>
+        <w:t xml:space="preserve">och </w:t>
+      </w:r>
+      <w:r>
+        <w:rPr>
+          <w:i/>
+        </w:rPr>
+        <w:t>9040 Fjällbjörkskog</w:t>
+      </w:r>
+      <w:r>
+        <w:t xml:space="preserve"> (Skogsstyrelsen, 2016; SLU Artdatabanken, 2024).</w:t>
+      </w:r>
+    </w:p>
+    <w:p>
+      <w:r>
+        <w:rPr>
+          <w:b/>
+        </w:rPr>
+        <w:t>Ullticka (NT)</w:t>
+      </w:r>
+      <w:r>
+        <w:t xml:space="preserve"> är knuten till restbestånd av barrnaturskog och förekommer med ett tydligt optimum i orörda eller måttligt påverkade gamla granskogar där det föreligger viss kontinuitet av grov död ved. Ullticka är en bra signalart inom hela sitt utbredningsområde och i södra Sverige är den sällsynt och en god signalart för skyddsvärda granskogsmiljöer. Den hotas av avverkning och fragmentering av naturskog och äldre granskog med lång trädkontinuitet. På ullticka kan ibland ulltickeporing (VU) påträffas - det är en sällsynt ticka som nyligen delats upp i de tre olika arterna ulltickeporing </w:t>
+      </w:r>
+      <w:r>
+        <w:rPr>
+          <w:i/>
+        </w:rPr>
+        <w:t xml:space="preserve">Skeletocutis brevispora </w:t>
+      </w:r>
+      <w:r>
+        <w:t>(VU)</w:t>
+      </w:r>
+      <w:r>
+        <w:rPr>
+          <w:i/>
+        </w:rPr>
+        <w:t>, Skeletocutis delicata</w:t>
+      </w:r>
+      <w:r>
+        <w:t xml:space="preserve"> (VU)</w:t>
+      </w:r>
+      <w:r>
+        <w:rPr>
+          <w:i/>
+        </w:rPr>
+        <w:t xml:space="preserve"> och Skeletocutis exilis</w:t>
+      </w:r>
+      <w:r>
+        <w:t xml:space="preserve"> (NT). Ullticka är typisk art för </w:t>
+      </w:r>
+      <w:r>
+        <w:rPr>
+          <w:i/>
+        </w:rPr>
+        <w:t xml:space="preserve">9010 Taiga, 9050 Näringsrik granskog </w:t>
+      </w:r>
+      <w:r>
+        <w:t xml:space="preserve">och </w:t>
+      </w:r>
+      <w:r>
+        <w:rPr>
+          <w:i/>
+        </w:rPr>
+        <w:t>9030 Landhöjningsskog</w:t>
+      </w:r>
+      <w:r>
+        <w:t xml:space="preserve"> (SLU Artdatabanken, 2026; Nitare &amp; Skogsstyrelsen, 2019; Miettinen &amp; Niemelä, 2018).</w:t>
+      </w:r>
+    </w:p>
+    <w:p>
+      <w:r>
+        <w:rPr>
+          <w:b/>
+        </w:rPr>
+        <w:t xml:space="preserve">Vedtrappmossa (NT) </w:t>
+      </w:r>
+      <w:r>
+        <w:t xml:space="preserve">växer på död ved, främst i gammal granskog. Den förekommer knappast alls i fjällnära barrskogar utan finns i skogslandskapet nedom fjällen och framför allt i landets södra delar är den en mycket bra signalart för barrnaturskog med höga naturvärden. Skogsavverkning och brist på grov död ved i skogen är de allvarligaste hoten och den överlever inte kalhyggesbruk. Lokaler med sluten granskog, tillräckligt stora för att säkerställa ett kontinuerligt tillskott på grova lågor, bör undantas från storskaligt skogsbruk. Vedtrappmossa är typisk art för </w:t>
+      </w:r>
+      <w:r>
+        <w:rPr>
+          <w:i/>
+        </w:rPr>
+        <w:t>9010 Taiga</w:t>
+      </w:r>
+      <w:r>
+        <w:t xml:space="preserve"> (SLU Artdatabanken, 2024).</w:t>
+      </w:r>
+    </w:p>
+    <w:p>
+      <w:r>
+        <w:rPr>
+          <w:b/>
+        </w:rPr>
+        <w:t>Vitgrynig nållav (NT)</w:t>
+      </w:r>
+      <w:r>
+        <w:t xml:space="preserve"> växer nästan uteslutande på bark av gamla, senvuxna granar i skuggiga lägen med hög och jämn luftfuktighet. Den vanligaste naturtypen för arten är kontinuitetsskogar på frisk mark men den finns också i sumpgranskogar. På lång sikt utgör avverkningar av olikåldriga granskogar av naturskogskaraktär ett allvarligt hot mot arten och skogsbruksåtgärder på eller i närheten av växtplatserna bör undvikas. Naturskogsartade, fuktiga granskogar med förekomster av arten signalerar höga biologiska värden och bör bevaras (SLU Artdatabanken, 2024; Nitare &amp; Skogsstyrelsen, 2019).</w:t>
+      </w:r>
+    </w:p>
+    <w:p>
+      <w:r>
+        <w:rPr>
+          <w:b/>
+        </w:rPr>
+        <w:t xml:space="preserve">Bollvitmossa </w:t>
+      </w:r>
+      <w:r>
+        <w:t xml:space="preserve">är en bra signalart inom hela sitt utbredningsområde. Vanligast är den i naturvårdsintressanta tallsumpskogar. Även gransumpskogar med bollvitmossa har normalt höga naturvärden. Arten indikerar skogsmark med stabila hydrologiska förhållanden och sannolikt även lång skoglig kontinuitet. Bollvitmossa är typisk art för </w:t>
+      </w:r>
+      <w:r>
+        <w:rPr>
+          <w:i/>
+        </w:rPr>
+        <w:t xml:space="preserve">9010 Taiga </w:t>
+      </w:r>
+      <w:r>
+        <w:t xml:space="preserve">och </w:t>
+      </w:r>
+      <w:r>
+        <w:rPr>
+          <w:i/>
+        </w:rPr>
+        <w:t xml:space="preserve">9740 Skogsbevuxen myr </w:t>
+      </w:r>
+      <w:r>
+        <w:t>(SLU Artdatabanken, 2025; Nitare &amp; Skogsstyrelsen, 2019).</w:t>
+      </w:r>
+    </w:p>
+    <w:p>
+      <w:r>
+        <w:rPr>
+          <w:b/>
+        </w:rPr>
+        <w:t>Lappranunkel (§7)</w:t>
+      </w:r>
+      <w:r>
+        <w:t xml:space="preserve"> omfattas av EU:s art- och habitatdirektiv och är fridlyst enligt 7 § artskyddsförordningen vilket innebär att artens livsmiljöer inte får förstöras. Den är knuten till granskogsmiljöer med ytligt liggande markvatten och konstant hög luftfuktighet. Arten är känslig för kalavverkning och markskador men kan kortvarigt står kvar en tid i fuktsvackor efter en avverkning. Lokaler med lappranunkel får inte avverkas. Lappranunkel är typisk art för </w:t>
+      </w:r>
+      <w:r>
+        <w:rPr>
+          <w:i/>
+        </w:rPr>
+        <w:t xml:space="preserve">9010 Taiga, 7160 Källor och källkärr </w:t>
+      </w:r>
+      <w:r>
+        <w:t>och</w:t>
+      </w:r>
+      <w:r>
+        <w:rPr>
+          <w:i/>
+        </w:rPr>
+        <w:t xml:space="preserve"> 9050 Näringsrik granskog</w:t>
+      </w:r>
+      <w:r>
+        <w:t xml:space="preserve"> (Nitare &amp; Skogsstyrelsen, 2019; SLU Artdatabanken, 2024).</w:t>
+      </w:r>
+    </w:p>
+    <w:p>
+      <w:r>
+        <w:rPr>
+          <w:b/>
+        </w:rPr>
+        <w:t xml:space="preserve">Mörk husmossa </w:t>
+      </w:r>
+      <w:r>
+        <w:t xml:space="preserve">är en mycket bra signalart i södra och mellersta Sverige. Den är sannolikt svårspridd och växer huvudsakligen i skog med lång skoglig kontinuitet i områden med konstant hög luftfuktighet. Den är känslig för större avverkningar, men tål plockhuggning som lämnar ett tätare trädskikt och ett obrutet, fukthållande mosstäcke på marken. Ett par studier har klart visat att artens tillväxt försämras när skogen huggs ner intill växtplatsen, och att ett kalhygges påverkan på mörk husmossa avtar både med avståndet från kalhygget och ju fuktigare växtplatsen är. Mörk husmossa är typisk art för </w:t>
+      </w:r>
+      <w:r>
+        <w:rPr>
+          <w:i/>
+        </w:rPr>
+        <w:t xml:space="preserve">9010 Taiga, 9050 Näringsrik granskog, 9080 Lövsumpskog, 9750 Svämlövskog, 9020 Nordlig ädellövskog, 9160 Näringsrik ekskog </w:t>
+      </w:r>
+      <w:r>
+        <w:t>och</w:t>
+      </w:r>
+      <w:r>
+        <w:rPr>
+          <w:i/>
+        </w:rPr>
+        <w:t xml:space="preserve"> 9180 Ädellövskog i branter</w:t>
+      </w:r>
+      <w:r>
+        <w:t xml:space="preserve"> (SLU Artdatabanken, 2024; Nitare &amp; Skogsstyrelsen, 2019).</w:t>
+      </w:r>
+    </w:p>
+    <w:p>
+      <w:r>
+        <w:rPr>
+          <w:b/>
+        </w:rPr>
+        <w:t>Spindelblomster (§8)</w:t>
+      </w:r>
+      <w:r>
+        <w:t xml:space="preserve"> växer i äldre mossrik granskog eller barrblandskog, men även i fjällbjörkskog. Arten indikerar långvarig trädkontinuitet och hög luftfuktighet och är mycket känslig för uttorkning och markskador. Spindelblomster har i många trakter minskat starkt under senare tid på grund av slutavverkningar och skogsmarksdikning. Spindelblomster är typisk art för </w:t>
+      </w:r>
+      <w:r>
+        <w:rPr>
+          <w:i/>
+        </w:rPr>
+        <w:t xml:space="preserve">9010 Taiga, 9050 Näringsrik granskog </w:t>
+      </w:r>
+      <w:r>
+        <w:t>och</w:t>
+      </w:r>
+      <w:r>
+        <w:rPr>
+          <w:i/>
+        </w:rPr>
+        <w:t xml:space="preserve"> 9040 Fjällbjörkskog</w:t>
+      </w:r>
+      <w:r>
+        <w:t xml:space="preserve"> (Nitare &amp; Skogsstyrelsen, 2019; SLU Artdatabanken, 2025).</w:t>
+      </w:r>
+    </w:p>
+    <w:p>
+      <w:r>
+        <w:rPr>
+          <w:b/>
+        </w:rPr>
+        <w:t xml:space="preserve">Trådticka </w:t>
+      </w:r>
+      <w:r>
+        <w:t xml:space="preserve">är knuten till grova granar i rikare ofta fuktiga miljöer. Den återfinns på både levande och döda träd samt stubbar och nyligen fallna träd. Karaktärsart för äldre fuktiga granskogsbiotoper, och i stor mängd är den en bra signalart för miljöer med andra rödlistade arter. Trådticka är typisk art för </w:t>
+      </w:r>
+      <w:r>
+        <w:rPr>
+          <w:i/>
+        </w:rPr>
+        <w:t xml:space="preserve">9010 Taiga </w:t>
+      </w:r>
+      <w:r>
+        <w:t xml:space="preserve">och </w:t>
+      </w:r>
+      <w:r>
+        <w:rPr>
+          <w:i/>
+        </w:rPr>
+        <w:t xml:space="preserve">9050 Näringsrik granskog </w:t>
+      </w:r>
+      <w:r>
+        <w:t>(SLU Artdatabanken, 2025).</w:t>
+      </w:r>
+    </w:p>
+    <w:p>
+      <w:r>
+        <w:rPr>
+          <w:b/>
+        </w:rPr>
+        <w:t xml:space="preserve">Vedticka </w:t>
+      </w:r>
+      <w:r>
+        <w:t xml:space="preserve">är en bra signalart söder om den naturliga norrlandsgränsen. Den är huvudsakligen knuten till äldre barrskogar där det föreligger långvarig kontinuitet av död barrved. Vedticka är typisk art för </w:t>
+      </w:r>
+      <w:r>
+        <w:rPr>
+          <w:i/>
+        </w:rPr>
+        <w:t xml:space="preserve">9010 Taiga </w:t>
+      </w:r>
+      <w:r>
+        <w:t>(Nitare &amp; Skogsstyrelsen, 2019; SLU Artdatabanken, 2025).</w:t>
       </w:r>
     </w:p>
     <w:p>
@@ -738,7 +1062,7 @@
         <w:rPr>
           <w:i/>
         </w:rPr>
-        <w:t>I det avverkningsanmälda skogsområdet har 26 rödlistade arter och signalarter påträffats. Detta ska jämföras med Skogsstyrelsens uppföljning 2017 av nyckelbiotoper som visade att man i genomsnitt hittar 20,6 olika rödlistade arter och signalarter i en nyckelbiotop (Wijk, S. 2017. Biologisk mångfald i nyckelbiotoper – Resultat från inventeringen “Uppföljning biologisk mångfald” 2009–2015. Rapport 4/2017 Skogsstyrelsen, Jönköping).</w:t>
+        <w:t>I det avverkningsanmälda skogsområdet har 27 rödlistade arter och signalarter påträffats. Detta ska jämföras med Skogsstyrelsens uppföljning 2017 av nyckelbiotoper som visade att man i genomsnitt hittar 20,6 olika rödlistade arter och signalarter i en nyckelbiotop (Wijk, S. 2017. Biologisk mångfald i nyckelbiotoper – Resultat från inventeringen “Uppföljning biologisk mångfald” 2009–2015. Rapport 4/2017 Skogsstyrelsen, Jönköping).</w:t>
       </w:r>
     </w:p>
     <w:p>
@@ -767,7 +1091,7 @@
         <w:rPr>
           <w:i/>
         </w:rPr>
-        <w:t>I det avverkningsanmälda skogsområdet har 27 naturvårdsarter varav 19 rödlistade arter sina livsmiljöer och växtplatser.</w:t>
+        <w:t>I det avverkningsanmälda skogsområdet har 28 naturvårdsarter varav 20 rödlistade arter sina livsmiljöer och växtplatser.</w:t>
       </w:r>
     </w:p>
     <w:p>
@@ -979,12 +1303,30 @@
     </w:p>
     <w:p>
       <w:r>
-        <w:t>Knärot är fridlyst enligt 8 och 15 §§ artskyddsförordningen och klassad som sårbar (VU) enligt rödlistan 2020. Knärot är beroende av hög och jämn luftfuktighet i gamla, ostörda skogsmiljöer och är känslig för snabba förändringar av ljus-/vindförhållanden eller uttorkning. På grund av ett alltför intensivt skogsbruk har den minskat med 40 (25–50) % under de senaste 60 åren och i framtiden bedöms minskningstakten uppgå till 30 (20–40) %. Till följd av att arten har en dokumenterat högre minskningstakt i förhållande till sin generationstid än vad som tidigare varit känt (data från Riksskogstaxeringen) höjdes den till hotkategori sårbar (VU) i rödlistan 2020 (SLU Artdatabanken, 2024).</w:t>
+        <w:t xml:space="preserve">Knärot är typisk art för </w:t>
+      </w:r>
+      <w:r>
+        <w:rPr>
+          <w:i/>
+        </w:rPr>
+        <w:t xml:space="preserve">9010 Taiga </w:t>
+      </w:r>
+      <w:r>
+        <w:t>och</w:t>
+      </w:r>
+      <w:r>
+        <w:rPr>
+          <w:i/>
+        </w:rPr>
+        <w:t xml:space="preserve"> 9050 Näringsrik granskog</w:t>
+      </w:r>
+      <w:r>
+        <w:t>, fridlyst enligt 8 och 15 §§ artskyddsförordningen och klassad som sårbar (VU) enligt rödlistan 2020. Knärot är beroende av hög och jämn luftfuktighet i gamla, ostörda skogsmiljöer och är känslig för snabba förändringar av ljus-/vindförhållanden eller uttorkning. På grund av ett alltför intensivt skogsbruk har den minskat med 40 (25–50) % under de senaste 60 åren och i framtiden bedöms minskningstakten uppgå till 30 (20–40) %. Till följd av att arten har en dokumenterat högre minskningstakt i förhållande till sin generationstid än vad som tidigare varit känt (data från Riksskogstaxeringen) höjdes den till hotkategori sårbar (VU) i rödlistan 2020 (SLU Artdatabanken, 2024).</w:t>
       </w:r>
     </w:p>
     <w:p>
       <w:r>
-        <w:t>En analys av 79 floraväktarlokaler åren 1990–2015 vilka återbesökts under 2020–2024 visade på en tydlig negativ påverkan på knärotsförekomster från större hyggen i närområdet (inom 150–200 m) vilket indikerar att kanteffekter har en stor påverkan på populationerna. Resultaten bekräftar knärotens känslighet för kanteffekter och visar vikten av att skydda större skogsbestånd för att bevara arten. Om det blir höga andelar (&gt;30%) hyggen inom 200 meter från en knärotsförekomst så ökar risken för att en knärotspopulation dör ut och det verkar det behövas någonstans mellan 100 och 150 meters skyddszon för att bevara arten på lång sikt (Sebestyén &amp; Sundberg, 2025).</w:t>
+        <w:t>En analys av 79 floraväktarlokaler åren 1990–2015 vilka återbesökts under 2020–2024 visade på en tydlig negativ påverkan på knärotsförekomster från större hyggen i närområdet (inom 150–200 m) vilket indikerar att kanteffekter har en stor påverkan på populationerna. Resultaten bekräftar knärotens känslighet för kanteffekter och visar vikten av att skydda större skogsbestånd för att bevara arten. Om det blir höga andelar (&gt;30%) hyggen inom 200 meter från en knärotsförekomst så ökar risken för att en knärotspopulation dör ut och det verkar det behövas någonstans mellan 100 och 150 meters skyddszon för att bevara arten på lång sikt (Sebestyén &amp; Sundberg, 2025). Detta stöds även av en studie (Johansson et al, 2026) baserad på data från Riksskogstaxeringen som visar att knäroten minskat med 66 % under perioden 1993–2022 samt att det finns en stark korrelation mellan minskande arealer kontinuitetsskog och lokal utdöenderisk. Knäroten uppvisade en mycket låg koloniseringsgrad (0,7 % över 10 år) i kombination med hög lokal utrotningsrisk (75,2 %), där utrotningssannolikheten ökade kraftigt när arealen kontinuitetsskog minskade mellan undersökningar, t.ex. på grund av kalhyggesbruk (Johansson et al., 2026).</w:t>
       </w:r>
     </w:p>
     <w:p>
@@ -1029,7 +1371,7 @@
     </w:p>
     <w:p>
       <w:r>
-        <w:t>En nyligen publicerad vetenskaplig uppsats av Koelmeijer m.fl. (2022) inkluderar orkidén knärots skyddsbehov. I uppsatsen berörs problemet med uttorkning för växter, bl.a. för knärot, ett problem som blivit accentuerat på grund av den pågående klimatförändringen och torra somrar, t.ex. den exceptionellt torra sommaren 2018. I uppsatsen undersöks områden med tre olika avstånd från kalhyggeskant med avseende på skydd bl.a. för knärot. Det första området har avstånd upp till 20 m från hyggeskant (Strong edge effect), det andra 20–40 m från hyggeskant (Weak edge effect) och det tredje avser större avstånd från hyggeskant, där kanteffekten anses vara försumbar (Interior). Ett resultat var att man fann stor eller mycket stor uttorkningseffekt på känsliga och rödlistade skogsarter vid de kortare avstånden till hyggeskant, medan effekt av uttorkning inte konstaterades på större avstånd (Interior). För orkidén knärot fann man en rik förekomst (upp till 0,06 dm2/m2) på stort avstånd från hyggeskant (Interior), medan förekomsten var liten eller närmast försumbar i de områden som klassificerades som Weak edge effect respektive Strong edge effect. Arbetet påpekar att de allt oftare förekommande torra somrarna ger ytterligare skäl att utöka skyddsavståndet från hyggen till den fuktkrävande arten knärot (Koelmeijer m.fl., 2022).</w:t>
+        <w:t>Ytterligare en studie (Koelmeijer m.fl., 2022) inkluderar knärotens skyddsbehov. I uppsatsen berörs problemet med uttorkning för växter, bl.a. för knärot, ett problem som blivit accentuerat på grund av den pågående klimatförändringen och torra somrar, t.ex. den exceptionellt torra sommaren 2018. I uppsatsen undersöks områden med tre olika avstånd från kalhyggeskant med avseende på skydd bl.a. för knärot. Det första området har avstånd upp till 20 m från hyggeskant (Strong edge effect), det andra 20–40 m från hyggeskant (Weak edge effect) och det tredje avser större avstånd från hyggeskant, där kanteffekten anses vara försumbar (Interior). Ett resultat var att man fann stor eller mycket stor uttorkningseffekt på känsliga och rödlistade skogsarter vid de kortare avstånden till hyggeskant, medan effekt av uttorkning inte konstaterades på större avstånd (Interior). För orkidén knärot fann man en rik förekomst (upp till 0,06 dm2/m2) på stort avstånd från hyggeskant (Interior), medan förekomsten var liten eller närmast försumbar i de områden som klassificerades som Weak edge effect respektive Strong edge effect. Arbetet påpekar att de allt oftare förekommande torra somrarna ger ytterligare skäl att utöka skyddsavståndet från hyggen till den fuktkrävande arten knärot (Koelmeijer m.fl., 2022).</w:t>
       </w:r>
     </w:p>
     <w:p>
@@ -1061,7 +1403,7 @@
         <w:t xml:space="preserve">Short-term response of the herbaceous layer within leave patches after harvest. </w:t>
       </w:r>
       <w:r>
-        <w:t>Forest Ecology and Management 257, 1014–1025</w:t>
+        <w:t>Forest Ecology and Management 257, 1014–1025.</w:t>
       </w:r>
     </w:p>
     <w:p>
@@ -1075,81 +1417,104 @@
         <w:t xml:space="preserve">Level and pattern of overstory retention interact to shape long-term responses of understories to timber harvest. </w:t>
       </w:r>
       <w:r>
-        <w:t>Ecological Applications, 22, 2049–2064</w:t>
+        <w:t>Ecological Applications, 22, 2049–2064.</w:t>
       </w:r>
     </w:p>
     <w:p>
       <w:r>
-        <w:t xml:space="preserve">Johnson, S., 2014. </w:t>
+        <w:t>Johansson, V., Jansson, M. och Bergman, K-O</w:t>
       </w:r>
       <w:r>
         <w:rPr>
           <w:i/>
         </w:rPr>
-        <w:t>Retention Forestry as a Conservation Measure for Boreal Forest Ground Vegetation</w:t>
-      </w:r>
-      <w:r>
-        <w:t>. Doktorsavhandling, SLU, Uppsala</w:t>
+        <w:t>.</w:t>
+      </w:r>
+      <w:r>
+        <w:t>, 2026.</w:t>
+      </w:r>
+      <w:r>
+        <w:rPr>
+          <w:i/>
+        </w:rPr>
+        <w:t xml:space="preserve"> A 30-year population decline of a threatened forest orchid associated with old growth forests</w:t>
+      </w:r>
+      <w:r>
+        <w:t>. Department of Physics, Chemistry and Biology (IFM), Linköping University.</w:t>
       </w:r>
     </w:p>
     <w:p>
       <w:r>
-        <w:t xml:space="preserve">Koelmeijer, I. A., Ehrlén, J., Jönsson, M., De Frenne, P., Berg, P., Andersson, J., Weibull, H. &amp; Hylander, N. 2022. </w:t>
+        <w:t xml:space="preserve">Johnson, S., 2014. </w:t>
       </w:r>
       <w:r>
         <w:rPr>
           <w:i/>
         </w:rPr>
-        <w:t xml:space="preserve">Interactive effects of drought and edge exposure on old-growth forest understory species. </w:t>
-      </w:r>
-      <w:r>
-        <w:t>Landscape Ecology, 37, sid 1839–1853</w:t>
+        <w:t>Retention Forestry as a Conservation Measure for Boreal Forest Ground Vegetation</w:t>
+      </w:r>
+      <w:r>
+        <w:t>. Doktorsavhandling, SLU, Uppsala.</w:t>
       </w:r>
     </w:p>
     <w:p>
       <w:r>
-        <w:t xml:space="preserve">Rudolphi, J., Jönsson, M. T., &amp; Gustafsson, L., 2014. </w:t>
+        <w:t xml:space="preserve">Koelmeijer, I. A., Ehrlén, J., Jönsson, M., De Frenne, P., Berg, P., Andersson, J., Weibull, H. &amp; Hylander, N. 2022. </w:t>
       </w:r>
       <w:r>
         <w:rPr>
           <w:i/>
         </w:rPr>
-        <w:t xml:space="preserve">Biological legacies buffer local species extinction after logging. </w:t>
-      </w:r>
-      <w:r>
-        <w:t>Journal of Applied Ecology. 51, 53–62.</w:t>
+        <w:t xml:space="preserve">Interactive effects of drought and edge exposure on old-growth forest understory species. </w:t>
+      </w:r>
+      <w:r>
+        <w:t>Landscape Ecology, 37, sid 1839–1853.</w:t>
       </w:r>
     </w:p>
     <w:p>
       <w:r>
-        <w:t xml:space="preserve">Sebestyén, L. och Sundberg, S. 2025.  </w:t>
+        <w:t xml:space="preserve">Rudolphi, J., Jönsson, M. T., &amp; Gustafsson, L., 2014. </w:t>
       </w:r>
       <w:r>
         <w:rPr>
           <w:i/>
         </w:rPr>
-        <w:t>Påverkan på knärotslokaler från hyggen i närheten.</w:t>
-      </w:r>
-      <w:r>
-        <w:t xml:space="preserve"> DAPHNE 36:1 2025. Botaniska Sällskapet i Stockholm</w:t>
+        <w:t xml:space="preserve">Biological legacies buffer local species extinction after logging. </w:t>
+      </w:r>
+      <w:r>
+        <w:t>Journal of Applied Ecology. 51, 53–62.</w:t>
       </w:r>
     </w:p>
     <w:p>
       <w:r>
-        <w:t xml:space="preserve">Skogsstyrelsen, 2022. </w:t>
+        <w:t xml:space="preserve">Sebestyén, L. och Sundberg, S. 2025.  </w:t>
       </w:r>
       <w:r>
         <w:rPr>
           <w:i/>
         </w:rPr>
-        <w:t xml:space="preserve">Vägledning för hänsyn till knärot. </w:t>
-      </w:r>
-      <w:r>
-        <w:t>https://www.skogsstyrelsen.se/lag-och-tillsyn/artskydd/vagledningar-och-kunskapsstod-artskydd/vagledning-for-hansyn-till-knarot/</w:t>
+        <w:t>Påverkan på knärotslokaler från hyggen i närheten.</w:t>
+      </w:r>
+      <w:r>
+        <w:t xml:space="preserve"> DAPHNE 36:1 2025. Botaniska Sällskapet i Stockholm.</w:t>
       </w:r>
     </w:p>
     <w:p>
       <w:r>
+        <w:t xml:space="preserve">Skogsstyrelsen, 2022. </w:t>
+      </w:r>
+      <w:r>
+        <w:rPr>
+          <w:i/>
+        </w:rPr>
+        <w:t xml:space="preserve">Vägledning för hänsyn till knärot. </w:t>
+      </w:r>
+      <w:r>
+        <w:t>https://www.skogsstyrelsen.se/lag-och-tillsyn/artskydd/vagledningar-och-kunskapsstod-artskydd/vagledning-for-hansyn-till-knarot/.</w:t>
+      </w:r>
+    </w:p>
+    <w:p>
+      <w:r>
         <w:t xml:space="preserve">SLU Artdatabanken, 2024. </w:t>
       </w:r>
       <w:r>
@@ -1159,7 +1524,7 @@
         <w:t xml:space="preserve">Artfaktablad. Naturvård – artfakta. </w:t>
       </w:r>
       <w:r>
-        <w:t>SLU Artdatabanken, Uppsala</w:t>
+        <w:t>SLU Artdatabanken, Uppsala.</w:t>
       </w:r>
     </w:p>
     <w:p>
@@ -1167,6 +1532,417 @@
         <w:pStyle w:val="Heading1"/>
       </w:pPr>
       <w:r>
+        <w:t>Ulltickeporing – ekologi samt krav på livsmiljön</w:t>
+      </w:r>
+    </w:p>
+    <w:p>
+      <w:r>
+        <w:t xml:space="preserve">Ulltickeporing </w:t>
+      </w:r>
+      <w:r>
+        <w:rPr>
+          <w:i/>
+        </w:rPr>
+        <w:t>Skeletocutis brevispora</w:t>
+      </w:r>
+      <w:r>
+        <w:t xml:space="preserve"> (VU), rödlistad som sårbar, växer på ullticka (NT) i naturskogsartade granskogar. Avverkning av naturskogslika miljöer och av grova granar där ulltickeporing förekommer är ett direkt hot mot artens fortlevnad Alla skogliga åtgärder som innebär att lågor och döda eller skadade träd tas bort missgynnar arten. På sikt är minskad tillgång till lämpligt substrat och krympande areal av naturskog ett hot, framförallt råder brist på grov ved som lågor i sena nedbrytningsstadier. Ytterligare fragmentering av skogslandskapet minskar artens möjligheter till spridning. Gamla granskogar som hyser arten undantas helt från skogsbruk (SLU Artdatabanken, 2026).</w:t>
+      </w:r>
+    </w:p>
+    <w:p>
+      <w:r>
+        <w:t xml:space="preserve">Ulltickeporingen har nyligen delats upp i de tre olika arterna ulltickeporing </w:t>
+      </w:r>
+      <w:r>
+        <w:rPr>
+          <w:i/>
+        </w:rPr>
+        <w:t xml:space="preserve">Skeletocutis brevispora </w:t>
+      </w:r>
+      <w:r>
+        <w:t>(VU)</w:t>
+      </w:r>
+      <w:r>
+        <w:rPr>
+          <w:i/>
+        </w:rPr>
+        <w:t>, Skeletocutis delicata</w:t>
+      </w:r>
+      <w:r>
+        <w:t xml:space="preserve"> (VU)</w:t>
+      </w:r>
+      <w:r>
+        <w:rPr>
+          <w:i/>
+        </w:rPr>
+        <w:t xml:space="preserve"> och Skeletocutis exilis</w:t>
+      </w:r>
+      <w:r>
+        <w:t xml:space="preserve"> (NT) (SLU Artdatabanken, 2026; Miettinen &amp; Niemelä, 2018).</w:t>
+      </w:r>
+    </w:p>
+    <w:p>
+      <w:pPr>
+        <w:pStyle w:val="Heading2"/>
+      </w:pPr>
+      <w:r>
+        <w:t>Referenser – ulltickeporing</w:t>
+      </w:r>
+    </w:p>
+    <w:p>
+      <w:r>
+        <w:t xml:space="preserve">Miettinen, O. &amp; Niemelä, T., 2018. </w:t>
+      </w:r>
+      <w:r>
+        <w:rPr>
+          <w:i/>
+        </w:rPr>
+        <w:t>Two new temperate polypore species of Skeletocutis (Polyporales, Basidiomycota)</w:t>
+      </w:r>
+      <w:r>
+        <w:t>. Ann. Bot. Fennici 55: 195–206.</w:t>
+      </w:r>
+    </w:p>
+    <w:p>
+      <w:r>
+        <w:t xml:space="preserve">SLU Artdatabanken, 2026. </w:t>
+      </w:r>
+      <w:r>
+        <w:rPr>
+          <w:i/>
+        </w:rPr>
+        <w:t xml:space="preserve">Artfaktablad. Naturvård – artfakta. </w:t>
+      </w:r>
+      <w:r>
+        <w:t>SLU Artdatabanken, Uppsala.</w:t>
+      </w:r>
+    </w:p>
+    <w:p>
+      <w:pPr>
+        <w:pStyle w:val="Heading1"/>
+      </w:pPr>
+      <w:r>
+        <w:t>Talltita – ekologi samt krav på livsmiljön</w:t>
+      </w:r>
+    </w:p>
+    <w:p>
+      <w:r>
+        <w:t>Talltita är rödlistad som NT, fridlyst och prioriterad art i Skogsvårdslagen. Den omfattas av EU:s fågeldirektiv. Arten har minskat kraftigt de senaste 30 åren och minskningstakten innevarande 10-årsperiod beräknas till 20 (10–30) % (SLU Artdatabanken, 2022).</w:t>
+      </w:r>
+    </w:p>
+    <w:p>
+      <w:r>
+        <w:t>Talltita föredrar större sammanhängande barrskogar, och finns såväl i tallskog som granskog och i lövblandad barrskog. Skogens struktur är viktig och ska helst vara flerskiktad med riklig underväxt av mindre granar, björk och andra lövträd och buskar. Tillgång på murknande högstubbar är särskilt viktig, eftersom talltitan helst själv hackar ut sitt bohål (SLU Artdatabanken, 2022).</w:t>
+      </w:r>
+    </w:p>
+    <w:p>
+      <w:r>
+        <w:t>Det finns flera studier som visar att talltita är känslig för gallring och inte överlever när dess livsmiljö kalavverkas (Eggers and Low, 2014; Griesser et al., 2007; Klein, 2020). Talltitans revir är förhållandevis stora, 10–20 hektar och arten missgynnas när skogen fragmenteras. Kalavverkning av större delar av reviret innebär att det överges (Artdatabanken, 2021).</w:t>
+      </w:r>
+    </w:p>
+    <w:p>
+      <w:r>
+        <w:t>Talltitan är synnerligen trogen sitt revir så länge paret lever och biotopen förblir intakt. Paret stannar i sitt revir året om. En förlust av ett revir har därför en stor inverkan på den lokala populationen och trakthyggesbruket anses vara orsak till den svenska populationens kraftiga minskning. Talltiteparets revirtrohet innebär att närhelst under året man observerar en adult talltita så ingår denna plats i reviret (Siffczyk et al., 2003; Ekman, 1979).</w:t>
+      </w:r>
+    </w:p>
+    <w:p>
+      <w:pPr>
+        <w:pStyle w:val="Heading2"/>
+      </w:pPr>
+      <w:r>
+        <w:t>Referenser – talltita</w:t>
+      </w:r>
+    </w:p>
+    <w:p>
+      <w:r>
+        <w:t xml:space="preserve">Eggers, S., Low, M., 2014. </w:t>
+      </w:r>
+      <w:r>
+        <w:rPr>
+          <w:i/>
+        </w:rPr>
+        <w:t xml:space="preserve">Differential demographic responses of sympatric Parids to vegetation management in boreal forest. </w:t>
+      </w:r>
+      <w:r>
+        <w:t>For. Ecol. Manage. 319, 169–175.</w:t>
+      </w:r>
+    </w:p>
+    <w:p>
+      <w:r>
+        <w:t xml:space="preserve">Ekman, J., 1979. </w:t>
+      </w:r>
+      <w:r>
+        <w:rPr>
+          <w:i/>
+        </w:rPr>
+        <w:t xml:space="preserve">Coherence, composition and territories of winter social groups of the Willow Tit Parus montanus and the Crested Tit P. cristatus. </w:t>
+      </w:r>
+      <w:r>
+        <w:t>Ornis Scandinavica, 10, pp 56–68</w:t>
+      </w:r>
+    </w:p>
+    <w:p>
+      <w:r>
+        <w:t xml:space="preserve">Griesser, M., Nystrand, M., Eggers, S., Ekman, J., 2007. </w:t>
+      </w:r>
+      <w:r>
+        <w:rPr>
+          <w:i/>
+        </w:rPr>
+        <w:t xml:space="preserve">Impact of forestry practices on fitness correlates and population productivity in an open-nesting bird species. </w:t>
+      </w:r>
+      <w:r>
+        <w:t>Conserv. Biol. 21, 767–774. https://doi.org/10.1111/j.1523- 1739.2007.00675.x</w:t>
+      </w:r>
+    </w:p>
+    <w:p>
+      <w:r>
+        <w:t xml:space="preserve">Klein, J., 2020. </w:t>
+      </w:r>
+      <w:r>
+        <w:rPr>
+          <w:i/>
+        </w:rPr>
+        <w:t xml:space="preserve">The forgotten forest – On thinning, retention, and biodiversity in the boreal forest. </w:t>
+      </w:r>
+      <w:r>
+        <w:t>Doctoral Thesis No. 2020:50</w:t>
+      </w:r>
+    </w:p>
+    <w:p>
+      <w:r>
+        <w:t xml:space="preserve">Siffczyk, C., Brotons, L., Kangas, K., Orell, M., 2003. </w:t>
+      </w:r>
+      <w:r>
+        <w:rPr>
+          <w:i/>
+        </w:rPr>
+        <w:t xml:space="preserve">Home range size of willow tits. </w:t>
+      </w:r>
+      <w:r>
+        <w:t>Oecologica, 136, 635–642 (2003)</w:t>
+      </w:r>
+    </w:p>
+    <w:p>
+      <w:r>
+        <w:t xml:space="preserve">SLU Artdatabanken, 2021. </w:t>
+      </w:r>
+      <w:r>
+        <w:rPr>
+          <w:i/>
+        </w:rPr>
+        <w:t xml:space="preserve">Artfaktablad. Naturvård – artfakta. </w:t>
+      </w:r>
+      <w:r>
+        <w:t>SLU Artdatabanken, Uppsala</w:t>
+      </w:r>
+    </w:p>
+    <w:p>
+      <w:pPr>
+        <w:pStyle w:val="Heading1"/>
+      </w:pPr>
+      <w:r>
+        <w:t>Tretåig hackspett – ekologi samt krav på livsmiljön</w:t>
+      </w:r>
+    </w:p>
+    <w:p>
+      <w:r>
+        <w:t xml:space="preserve">Tretåig hackspett (NT) är fridlyst enligt §4 Artskyddsförordningen och finns med som prioriterad art i Skogsstyrelsen vägledning för skogsbruket (bilaga 4 till SVL). I vägledningen står bland annat att: </w:t>
+      </w:r>
+      <w:r>
+        <w:rPr>
+          <w:i/>
+        </w:rPr>
+        <w:t xml:space="preserve">“Tretåig hackspett har stora arealkrav och höga krav på sin livsmiljö. Omdaningen av naturskogar till kulturskogar medför en förlust av viktiga miljöer, något som förstärks av ökad fragmentering till följd av avverkningar.” </w:t>
+      </w:r>
+      <w:r>
+        <w:t xml:space="preserve">Vidare att: </w:t>
+      </w:r>
+      <w:r>
+        <w:rPr>
+          <w:i/>
+        </w:rPr>
+        <w:t>“Områden med dokumenterad permanent förekomst i naturskogsmiljöer har vanligen så stora naturvärden att skogsbruk är olämpligt”</w:t>
+      </w:r>
+      <w:r>
+        <w:t xml:space="preserve"> (SLU Artdatabanken, 2024; Skogsstyrelsen, 2016)</w:t>
+      </w:r>
+      <w:r>
+        <w:rPr>
+          <w:i/>
+        </w:rPr>
+        <w:t>.</w:t>
+      </w:r>
+    </w:p>
+    <w:p>
+      <w:r>
+        <w:t>Tretåig hackspett är beroende av större sammanhängande naturskogar med kontinuerlig tillgång och nybildning av död ved och fragmentering av livsmiljöerna utgör ett stort hot mot arten (se exempelvis Stachura-Skierczynska et al., 2009; Wesolowski et al., 2005; Butler et al., 2004; Pakkala et al., 2002; Amcoff et al., 1996; Virkkala, 1991). Det finns studier som visar att naturskogens självgallringsprocess som den tretåiga hackspetten är beroende av, inte kan ersättas med efterlämnad hänsyn i skogsbruket (Imbeau &amp; Desrochers, 2002).</w:t>
+      </w:r>
+    </w:p>
+    <w:p>
+      <w:r>
+        <w:t>Permanenta revir av tretåig hackspett karaktäriseras ofta av artens typiska ringformigt ordnade hackmärken på framför allt gamla granar. För att säkerställa att inte revir av tretåig hackspett drabbas av avverkningsplanerna bör en inventering göras i området både under häckningstid och under vintern, då arten utnyttjar betydligt större områden än under sommarens häckningsrevir. Storleken på häckningsreviret varierar med skogstypen, förekomsten av död ved och graden av fragmentering, men är i allmänhet i storleksordningen 25–100 hektar (SLU Artdatabanken, 2024; Skogsstyrelsen, 2016).</w:t>
+      </w:r>
+    </w:p>
+    <w:p>
+      <w:r>
+        <w:t xml:space="preserve">Förutom fridlysning enligt §4 Artskyddsförordningen är tretåig hackspett även förtecknad i EU:s fågeldirektiv bilaga 1. Den är typisk art för </w:t>
+      </w:r>
+      <w:r>
+        <w:rPr>
+          <w:i/>
+        </w:rPr>
+        <w:t xml:space="preserve">9010 Taiga, 9740 Skogsbevuxen myr, 9030 Landhöjningsskog </w:t>
+      </w:r>
+      <w:r>
+        <w:t xml:space="preserve">och </w:t>
+      </w:r>
+      <w:r>
+        <w:rPr>
+          <w:i/>
+        </w:rPr>
+        <w:t>9040 Fjällbjörkskog</w:t>
+      </w:r>
+      <w:r>
+        <w:t xml:space="preserve"> samt ingår i Natura 2000 och är förtecknad i Bernkonventionen bilaga II (strikt skyddade djurarter) (SLU Artdatabanken, 2024; Skogsstyrelsen, 2016).</w:t>
+      </w:r>
+    </w:p>
+    <w:p>
+      <w:pPr>
+        <w:pStyle w:val="Heading2"/>
+      </w:pPr>
+      <w:r>
+        <w:t>Referenser – tretåig hackspett</w:t>
+      </w:r>
+    </w:p>
+    <w:p>
+      <w:r>
+        <w:t xml:space="preserve">Amcoff, M. &amp; Eriksson, P. 1996. </w:t>
+      </w:r>
+      <w:r>
+        <w:rPr>
+          <w:i/>
+        </w:rPr>
+        <w:t xml:space="preserve">Förekomst av tretåig hackspett Picoides tridactylus på bestånds- och landskapsnivå. </w:t>
+      </w:r>
+      <w:r>
+        <w:t>Ornis Svecica 6: 107–119.</w:t>
+      </w:r>
+    </w:p>
+    <w:p>
+      <w:r>
+        <w:t xml:space="preserve">Butler, R., Angelstam, P., Ekelund, P. &amp; Schlaeffer, R. 2004. </w:t>
+      </w:r>
+      <w:r>
+        <w:rPr>
+          <w:i/>
+        </w:rPr>
+        <w:t xml:space="preserve">Dead wood threshold values for the three-toed woodpecker presence in boreal and sub-Alpine forest. </w:t>
+      </w:r>
+      <w:r>
+        <w:t>Biological conservation 119(3): 305–318.</w:t>
+      </w:r>
+    </w:p>
+    <w:p>
+      <w:r>
+        <w:t xml:space="preserve">Imbeau, L. &amp; Desrochers, A. 2002. </w:t>
+      </w:r>
+      <w:r>
+        <w:rPr>
+          <w:i/>
+        </w:rPr>
+        <w:t xml:space="preserve">Foraging Ecology and Use of Drumming Trees by Three-Toed Woodpeckers. </w:t>
+      </w:r>
+      <w:r>
+        <w:t>The Journal of Wildlife Management. Vol. 66, No. 1 (Jan., 2002), pp. 222–231.</w:t>
+      </w:r>
+    </w:p>
+    <w:p>
+      <w:r>
+        <w:t xml:space="preserve">Pakkala, T., Hanski, I. &amp; Tomppo, E. 2002. </w:t>
+      </w:r>
+      <w:r>
+        <w:rPr>
+          <w:i/>
+        </w:rPr>
+        <w:t xml:space="preserve">Spatial ecology of the three-toed woodpecker in managed forest landscapes. </w:t>
+      </w:r>
+      <w:r>
+        <w:t>Silva Fennica 36(1): 279–288.</w:t>
+      </w:r>
+    </w:p>
+    <w:p>
+      <w:r>
+        <w:t xml:space="preserve">Skogsstyrelsen, 2016. </w:t>
+      </w:r>
+      <w:r>
+        <w:rPr>
+          <w:i/>
+        </w:rPr>
+        <w:t>Vägledning för hänsyn till fåglar – Tretåig hackspett.</w:t>
+      </w:r>
+    </w:p>
+    <w:p>
+      <w:r>
+        <w:t xml:space="preserve">SLU Artdatabanken, 2024. </w:t>
+      </w:r>
+      <w:r>
+        <w:rPr>
+          <w:i/>
+        </w:rPr>
+        <w:t xml:space="preserve">Artfaktablad. Naturvård – artfakta. </w:t>
+      </w:r>
+      <w:r>
+        <w:t>SLU Artdatabanken, Uppsala.</w:t>
+      </w:r>
+    </w:p>
+    <w:p>
+      <w:r>
+        <w:t xml:space="preserve">Stachura-Skierczynska, K., Tumiel, T. &amp; Skierczynski, M. 2009. </w:t>
+      </w:r>
+      <w:r>
+        <w:rPr>
+          <w:i/>
+        </w:rPr>
+        <w:t xml:space="preserve">Habitat prediction model for three-toed woodpecker and its implications for the conservation of biologically valuable forests. </w:t>
+      </w:r>
+      <w:r>
+        <w:t>Forest Ecology and Management 258(5): 697–703.</w:t>
+      </w:r>
+    </w:p>
+    <w:p>
+      <w:r>
+        <w:t xml:space="preserve">Virkkala, R. 1991. </w:t>
+      </w:r>
+      <w:r>
+        <w:rPr>
+          <w:i/>
+        </w:rPr>
+        <w:t xml:space="preserve">Population trends of forest birds in a Finnish Lapland landscape of large habitat blocks – Consequences of stochastic environmental variation or regional habitat alteration. </w:t>
+      </w:r>
+      <w:r>
+        <w:t>Biological conservation 56(2): 223–240.</w:t>
+      </w:r>
+    </w:p>
+    <w:p>
+      <w:r>
+        <w:t xml:space="preserve">Wesolowski, T., Czeszczewik, D. &amp; Rowinski, P. 2005. </w:t>
+      </w:r>
+      <w:r>
+        <w:rPr>
+          <w:i/>
+        </w:rPr>
+        <w:t xml:space="preserve">Effects of forest management on Three-toed Woodpecker Picoides tridactylus distribution in the Bialowieza Forest (NE Poland): conservation implications. </w:t>
+      </w:r>
+      <w:r>
+        <w:t>Acta Ornithologica 40(1): 53–60.</w:t>
+      </w:r>
+    </w:p>
+    <w:p>
+      <w:pPr>
+        <w:pStyle w:val="Heading1"/>
+      </w:pPr>
+      <w:r>
         <w:t>Lappranunkel – ekologi samt krav på livsmiljön</w:t>
       </w:r>
     </w:p>
@@ -1191,7 +1967,25 @@
     </w:p>
     <w:p>
       <w:r>
-        <w:t>Lappranunkel är knuten till granskogsmiljöer med ytligt liggande markvatten och konstant hög luftfuktighet. Arten är känslig för kalavverkning och markskador men kan kortvarigt står kvar en tid i fuktsvackor efter en avverkning. Dikade lokaler bör restaureras hydrologiskt. Lokaler med lappranunkel får inte avverkas (Nitare, 2019; SLU Artdatabanken, 2024).</w:t>
+        <w:t xml:space="preserve">Lappranunkel är knuten till granskogsmiljöer med ytligt liggande markvatten och konstant hög luftfuktighet. Arten är känslig för kalavverkning och markskador men kan kortvarigt står kvar en tid i fuktsvackor efter en avverkning. Dikade lokaler bör restaureras hydrologiskt. Lokaler med lappranunkel får inte avverkas. Lappranunkel är typisk art för </w:t>
+      </w:r>
+      <w:r>
+        <w:rPr>
+          <w:i/>
+        </w:rPr>
+        <w:t xml:space="preserve">9010 Taiga, 7160 Källor och källkärr </w:t>
+      </w:r>
+      <w:r>
+        <w:t>och</w:t>
+      </w:r>
+      <w:r>
+        <w:rPr>
+          <w:i/>
+        </w:rPr>
+        <w:t xml:space="preserve"> 9050 Näringsrik granskog</w:t>
+      </w:r>
+      <w:r>
+        <w:t xml:space="preserve"> (Nitare &amp; Skogsstyrelsen, 2019; SLU Artdatabanken, 2024).</w:t>
       </w:r>
     </w:p>
     <w:p>
@@ -1204,7 +1998,7 @@
     </w:p>
     <w:p>
       <w:r>
-        <w:t xml:space="preserve">Nitare, J., 2019. </w:t>
+        <w:t xml:space="preserve">Nitare, J. &amp; Skogsstyrelsen, 2019. </w:t>
       </w:r>
       <w:r>
         <w:rPr>
@@ -1214,370 +2008,6 @@
       </w:r>
       <w:r>
         <w:t>Skogsstyrelsen.</w:t>
-      </w:r>
-    </w:p>
-    <w:p>
-      <w:r>
-        <w:t xml:space="preserve">SLU Artdatabanken, 2024. </w:t>
-      </w:r>
-      <w:r>
-        <w:rPr>
-          <w:i/>
-        </w:rPr>
-        <w:t xml:space="preserve">Artfaktablad. Naturvård – artfakta. </w:t>
-      </w:r>
-      <w:r>
-        <w:t>SLU Artdatabanken, Uppsala</w:t>
-      </w:r>
-    </w:p>
-    <w:p>
-      <w:pPr>
-        <w:pStyle w:val="Heading1"/>
-      </w:pPr>
-      <w:r>
-        <w:t>Talltita – ekologi samt krav på livsmiljön</w:t>
-      </w:r>
-    </w:p>
-    <w:p>
-      <w:r>
-        <w:t>Talltita är rödlistad som NT, fridlyst och prioriterad art i Skogsvårdslagen. Den omfattas av EU:s fågeldirektiv. Arten har minskat kraftigt de senaste 30 åren och minskningstakten innevarande 10-årsperiod beräknas till 20 (10–30) % (SLU Artdatabanken, 2022).</w:t>
-      </w:r>
-    </w:p>
-    <w:p>
-      <w:r>
-        <w:t>Talltita föredrar större sammanhängande barrskogar, och finns såväl i tallskog som granskog och i lövblandad barrskog. Skogens struktur är viktig och ska helst vara flerskiktad med riklig underväxt av mindre granar, björk och andra lövträd och buskar. Tillgång på murknande högstubbar är särskilt viktig, eftersom talltitan helst själv hackar ut sitt bohål (SLU Artdatabanken, 2022).</w:t>
-      </w:r>
-    </w:p>
-    <w:p>
-      <w:r>
-        <w:t>Det finns flera studier som visar att talltita är känslig för gallring och inte överlever när dess livsmiljö kalavverkas (Eggers and Low, 2014; Griesser et al., 2007; Klein, 2020). Talltitans revir är förhållandevis stora, 10–20 hektar och arten missgynnas när skogen fragmenteras. Kalavverkning av större delar av reviret innebär att det överges (Artdatabanken, 2021).</w:t>
-      </w:r>
-    </w:p>
-    <w:p>
-      <w:r>
-        <w:t>Talltitan är synnerligen trogen sitt revir så länge paret lever och biotopen förblir intakt. Paret stannar i sitt revir året om. En förlust av ett revir har därför en stor inverkan på den lokala populationen och trakthyggesbruket anses vara orsak till den svenska populationens kraftiga minskning. Talltiteparets revirtrohet innebär att närhelst under året man observerar en adult talltita så ingår denna plats i reviret (Siffczyk et al., 2003; Ekman, 1979).</w:t>
-      </w:r>
-    </w:p>
-    <w:p>
-      <w:pPr>
-        <w:pStyle w:val="Heading2"/>
-      </w:pPr>
-      <w:r>
-        <w:t>Referenser – talltita</w:t>
-      </w:r>
-    </w:p>
-    <w:p>
-      <w:r>
-        <w:t xml:space="preserve">Eggers, S., Low, M., 2014. </w:t>
-      </w:r>
-      <w:r>
-        <w:rPr>
-          <w:i/>
-        </w:rPr>
-        <w:t xml:space="preserve">Differential demographic responses of sympatric Parids to vegetation management in boreal forest. </w:t>
-      </w:r>
-      <w:r>
-        <w:t>For. Ecol. Manage. 319, 169–175.</w:t>
-      </w:r>
-    </w:p>
-    <w:p>
-      <w:r>
-        <w:t xml:space="preserve">Ekman, J., 1979. </w:t>
-      </w:r>
-      <w:r>
-        <w:rPr>
-          <w:i/>
-        </w:rPr>
-        <w:t xml:space="preserve">Coherence, composition and territories of winter social groups of the Willow Tit Parus montanus and the Crested Tit P. cristatus. </w:t>
-      </w:r>
-      <w:r>
-        <w:t>Ornis Scandinavica, 10, pp 56–68</w:t>
-      </w:r>
-    </w:p>
-    <w:p>
-      <w:r>
-        <w:t xml:space="preserve">Griesser, M., Nystrand, M., Eggers, S., Ekman, J., 2007. </w:t>
-      </w:r>
-      <w:r>
-        <w:rPr>
-          <w:i/>
-        </w:rPr>
-        <w:t xml:space="preserve">Impact of forestry practices on fitness correlates and population productivity in an open-nesting bird species. </w:t>
-      </w:r>
-      <w:r>
-        <w:t>Conserv. Biol. 21, 767–774. https://doi.org/10.1111/j.1523- 1739.2007.00675.x</w:t>
-      </w:r>
-    </w:p>
-    <w:p>
-      <w:r>
-        <w:t xml:space="preserve">Klein, J., 2020. </w:t>
-      </w:r>
-      <w:r>
-        <w:rPr>
-          <w:i/>
-        </w:rPr>
-        <w:t xml:space="preserve">The forgotten forest – On thinning, retention, and biodiversity in the boreal forest. </w:t>
-      </w:r>
-      <w:r>
-        <w:t>Doctoral Thesis No. 2020:50</w:t>
-      </w:r>
-    </w:p>
-    <w:p>
-      <w:r>
-        <w:t xml:space="preserve">Siffczyk, C., Brotons, L., Kangas, K., Orell, M., 2003. </w:t>
-      </w:r>
-      <w:r>
-        <w:rPr>
-          <w:i/>
-        </w:rPr>
-        <w:t xml:space="preserve">Home range size of willow tits. </w:t>
-      </w:r>
-      <w:r>
-        <w:t>Oecologica, 136, 635–642 (2003)</w:t>
-      </w:r>
-    </w:p>
-    <w:p>
-      <w:r>
-        <w:t xml:space="preserve">SLU Artdatabanken, 2021. </w:t>
-      </w:r>
-      <w:r>
-        <w:rPr>
-          <w:i/>
-        </w:rPr>
-        <w:t xml:space="preserve">Artfaktablad. Naturvård – artfakta. </w:t>
-      </w:r>
-      <w:r>
-        <w:t>SLU Artdatabanken, Uppsala</w:t>
-      </w:r>
-    </w:p>
-    <w:p>
-      <w:pPr>
-        <w:pStyle w:val="Heading1"/>
-      </w:pPr>
-      <w:r>
-        <w:t>Tretåig hackspett – ekologi samt krav på livsmiljön</w:t>
-      </w:r>
-    </w:p>
-    <w:p>
-      <w:r>
-        <w:t xml:space="preserve">Tretåig hackspett (NT) är fridlyst enligt §4 Artskyddsförordningen och finns med som prioriterad art i Skogsstyrelsen vägledning för skogsbruket (bilaga 4 till SVL). I vägledningen står bland annat att: </w:t>
-      </w:r>
-      <w:r>
-        <w:rPr>
-          <w:i/>
-        </w:rPr>
-        <w:t xml:space="preserve">“Tretåig hackspett har stora arealkrav och höga krav på sin livsmiljö. Omdaningen av naturskogar till kulturskogar medför en förlust av viktiga miljöer, något som förstärks av ökad fragmentering till följd av avverkningar.” </w:t>
-      </w:r>
-      <w:r>
-        <w:t xml:space="preserve">Vidare att: </w:t>
-      </w:r>
-      <w:r>
-        <w:rPr>
-          <w:i/>
-        </w:rPr>
-        <w:t>“Områden med dokumenterad permanent förekomst i naturskogsmiljöer har vanligen så stora naturvärden att skogsbruk är olämpligt”.</w:t>
-      </w:r>
-    </w:p>
-    <w:p>
-      <w:r>
-        <w:t>Tretåig hackspett är beroende av större sammanhängande naturskogar med kontinuerlig tillgång och nybildning av död ved och fragmentering av livsmiljöerna utgör ett stort hot mot arten (se exempelvis Stachura-Skierczynska et al., 2009; Wesolowski et al., 2005; Butler et al., 2004; Pakkala et al., 2002; Amcoff et al., 1996; Virkkala, 1991). Det finns studier som visar att naturskogens självgallringsprocess som den tretåiga hackspetten är beroende av, inte kan ersättas med efterlämnad hänsyn i skogsbruket (Imbeau &amp; Desrochers, 2002).</w:t>
-      </w:r>
-    </w:p>
-    <w:p>
-      <w:r>
-        <w:t>Permanenta revir av tretåig hackspett karaktäriseras ofta av artens typiska ringformigt ordnade hackmärken på framför allt gamla granar. För att säkerställa att inte revir av tretåig hackspett drabbas av avverkningsplanerna bör en inventering göras i området både under häckningstid och under vintern, då arten utnyttjar betydligt större områden än under sommarens häckningsrevir. Storleken på häckningsreviret varierar med skogstypen, förekomsten av död ved och graden av fragmentering, men är i allmänhet i storleksordningen 25–100 hektar.</w:t>
-      </w:r>
-    </w:p>
-    <w:p>
-      <w:r>
-        <w:t>Förutom fridlysning enligt §4 Artskyddsförordningen är tretåig hackspett även förtecknad i EU:s fågeldirektiv bilaga 1. Den ingår också i Natura 2000 och är förtecknad i Bernkonventionen bilaga II (strikt skyddade djurarter).</w:t>
-      </w:r>
-    </w:p>
-    <w:p>
-      <w:pPr>
-        <w:pStyle w:val="Heading2"/>
-      </w:pPr>
-      <w:r>
-        <w:t>Referenser – tretåig hackspett</w:t>
-      </w:r>
-    </w:p>
-    <w:p>
-      <w:r>
-        <w:t xml:space="preserve">Amcoff, M. &amp; Eriksson, P. 1996. </w:t>
-      </w:r>
-      <w:r>
-        <w:rPr>
-          <w:i/>
-        </w:rPr>
-        <w:t xml:space="preserve">Förekomst av tretåig hackspett Picoides tridactylus på bestånds- och landskapsnivå. </w:t>
-      </w:r>
-      <w:r>
-        <w:t>Ornis Svecica 6: 107–119</w:t>
-      </w:r>
-    </w:p>
-    <w:p>
-      <w:r>
-        <w:t xml:space="preserve">Butler, R., Angelstam, P., Ekelund, P. &amp; Schlaeffer, R. 2004. </w:t>
-      </w:r>
-      <w:r>
-        <w:rPr>
-          <w:i/>
-        </w:rPr>
-        <w:t xml:space="preserve">Dead wood threshold values for the three-toed woodpecker presence in boreal and sub-Alpine forest. </w:t>
-      </w:r>
-      <w:r>
-        <w:t>Biological conservation 119(3): 305–318</w:t>
-      </w:r>
-    </w:p>
-    <w:p>
-      <w:r>
-        <w:t xml:space="preserve">Imbeau, L. &amp; Desrochers, A. 2002. </w:t>
-      </w:r>
-      <w:r>
-        <w:rPr>
-          <w:i/>
-        </w:rPr>
-        <w:t xml:space="preserve">Foraging Ecology and Use of Drumming Trees by Three-Toed Woodpeckers. </w:t>
-      </w:r>
-      <w:r>
-        <w:t>The Journal of Wildlife Management. Vol. 66, No. 1 (Jan., 2002), pp. 222–231.</w:t>
-      </w:r>
-    </w:p>
-    <w:p>
-      <w:r>
-        <w:t xml:space="preserve">Pakkala, T., Hanski, I. &amp; Tomppo, E. 2002. </w:t>
-      </w:r>
-      <w:r>
-        <w:rPr>
-          <w:i/>
-        </w:rPr>
-        <w:t xml:space="preserve">Spatial ecology of the three-toed woodpecker in managed forest landscapes. </w:t>
-      </w:r>
-      <w:r>
-        <w:t>Silva Fennica 36(1): 279–288.</w:t>
-      </w:r>
-    </w:p>
-    <w:p>
-      <w:r>
-        <w:t xml:space="preserve">Skogsstyrelsen, 2016. </w:t>
-      </w:r>
-      <w:r>
-        <w:rPr>
-          <w:i/>
-        </w:rPr>
-        <w:t xml:space="preserve">Vägledning för hänsyn till fåglar – Tretåig hackspett. </w:t>
-      </w:r>
-      <w:r>
-        <w:t>www.skogsstyrelsen.se</w:t>
-      </w:r>
-    </w:p>
-    <w:p>
-      <w:r>
-        <w:t xml:space="preserve">Stachura-Skierczynska, K., Tumiel, T. &amp; Skierczynski, M. 2009. </w:t>
-      </w:r>
-      <w:r>
-        <w:rPr>
-          <w:i/>
-        </w:rPr>
-        <w:t xml:space="preserve">Habitat prediction model for three-toed woodpecker and its implications for the conservation of biologically valuable forests. </w:t>
-      </w:r>
-      <w:r>
-        <w:t>Forest Ecology and Management 258(5): 697–703.</w:t>
-      </w:r>
-    </w:p>
-    <w:p>
-      <w:r>
-        <w:t xml:space="preserve">Virkkala, R. 1991. </w:t>
-      </w:r>
-      <w:r>
-        <w:rPr>
-          <w:i/>
-        </w:rPr>
-        <w:t xml:space="preserve">Population trends of forest birds in a Finnish Lapland landscape of large habitat blocks – Consequences of stochastic environmental variation or regional habitat alteration. </w:t>
-      </w:r>
-      <w:r>
-        <w:t>Biological conservation 56(2): 223–240</w:t>
-      </w:r>
-    </w:p>
-    <w:p>
-      <w:r>
-        <w:t xml:space="preserve">Wesolowski, T., Czeszczewik, D. &amp; Rowinski, P. 2005. </w:t>
-      </w:r>
-      <w:r>
-        <w:rPr>
-          <w:i/>
-        </w:rPr>
-        <w:t xml:space="preserve">Effects of forest management on Three-toed Woodpecker Picoides tridactylus distribution in the Bialowieza Forest (NE Poland): conservation implications. </w:t>
-      </w:r>
-      <w:r>
-        <w:t>Acta Ornithologica 40(1): 53–60.</w:t>
-      </w:r>
-    </w:p>
-    <w:p>
-      <w:pPr>
-        <w:pStyle w:val="Heading1"/>
-      </w:pPr>
-      <w:r>
-        <w:t>Ulltickeporing – ekologi samt krav på livsmiljön</w:t>
-      </w:r>
-    </w:p>
-    <w:p>
-      <w:r>
-        <w:t xml:space="preserve">Ulltickeporing </w:t>
-      </w:r>
-      <w:r>
-        <w:rPr>
-          <w:i/>
-        </w:rPr>
-        <w:t>Skeletocutis brevispora</w:t>
-      </w:r>
-      <w:r>
-        <w:t xml:space="preserve"> (VU), rödlistad som sårbar, växer på ullticka (NT) i naturskogsartade granskogar. Avverkning av naturskogslika miljöer och av grova granar där ulltickeporing förekommer är ett direkt hot mot artens fortlevnad Alla skogliga åtgärder som innebär att lågor och döda eller skadade träd tas bort missgynnar arten. På sikt är minskad tillgång till lämpligt substrat och krympande areal av naturskog ett hot, framförallt råder brist på grov ved som lågor i sena nedbrytningsstadier. Ytterligare fragmentering av skogslandskapet minskar artens möjligheter till spridning. Gamla granskogar som hyser arten undantas helt från skogsbruk (SLU Artdatabanken, 2024).</w:t>
-      </w:r>
-    </w:p>
-    <w:p>
-      <w:r>
-        <w:t xml:space="preserve">Ulltickeporingen har nyligen delats upp i tre olika arter: </w:t>
-      </w:r>
-      <w:r>
-        <w:rPr>
-          <w:i/>
-        </w:rPr>
-        <w:t xml:space="preserve">Skeletocutis brevispora </w:t>
-      </w:r>
-      <w:r>
-        <w:t>(ulltickeporing)</w:t>
-      </w:r>
-      <w:r>
-        <w:rPr>
-          <w:i/>
-        </w:rPr>
-        <w:t>, Skeletocutis delicata och Skeletocutis exilis</w:t>
-      </w:r>
-      <w:r>
-        <w:t xml:space="preserve"> (Miettinen &amp; Niemelä, 2018). Skeletocutis delicata och Skeletocutis exilis står för närvarande (2020) som ej bedömda i rödlistan.</w:t>
-      </w:r>
-    </w:p>
-    <w:p>
-      <w:pPr>
-        <w:pStyle w:val="Heading2"/>
-      </w:pPr>
-      <w:r>
-        <w:t>Referenser – ulltickeporing</w:t>
-      </w:r>
-    </w:p>
-    <w:p>
-      <w:r>
-        <w:t xml:space="preserve">Miettinen, O. &amp; Niemelä, T., 2018. </w:t>
-      </w:r>
-      <w:r>
-        <w:rPr>
-          <w:i/>
-        </w:rPr>
-        <w:t>Two new temperate polypore species of Skeletocutis (Polyporales, Basidiomycota)</w:t>
-      </w:r>
-      <w:r>
-        <w:t>. Ann. Bot. Fennici 55: 195–206.</w:t>
       </w:r>
     </w:p>
     <w:p>
@@ -1612,7 +2042,7 @@
 </file>
 
 <file path=word/endnotes.xml><?xml version="1.0" encoding="utf-8"?>
-<w:endnotes xmlns:wpc="http://schemas.microsoft.com/office/word/2010/wordprocessingCanvas" xmlns:cx="http://schemas.microsoft.com/office/drawing/2014/chartex" xmlns:cx1="http://schemas.microsoft.com/office/drawing/2015/9/8/chartex" xmlns:cx2="http://schemas.microsoft.com/office/drawing/2015/10/21/chartex" xmlns:cx3="http://schemas.microsoft.com/office/drawing/2016/5/9/chartex" xmlns:cx4="http://schemas.microsoft.com/office/drawing/2016/5/10/chartex" xmlns:cx5="http://schemas.microsoft.com/office/drawing/2016/5/11/chartex" xmlns:cx6="http://schemas.microsoft.com/office/drawing/2016/5/12/chartex" xmlns:cx7="http://schemas.microsoft.com/office/drawing/2016/5/13/chartex" xmlns:cx8="http://schemas.microsoft.com/office/drawing/2016/5/14/chartex" xmlns:mc="http://schemas.openxmlformats.org/markup-compatibility/2006" xmlns:aink="http://schemas.microsoft.com/office/drawing/2016/ink" xmlns:am3d="http://schemas.microsoft.com/office/drawing/2017/model3d" xmlns:o="urn:schemas-microsoft-com:office:office" xmlns:oel="http://schemas.microsoft.com/office/2019/extlst" xmlns:r="http://schemas.openxmlformats.org/officeDocument/2006/relationships" xmlns:m="http://schemas.openxmlformats.org/officeDocument/2006/math" xmlns:v="urn:schemas-microsoft-com:vml" xmlns:wp14="http://schemas.microsoft.com/office/word/2010/wordprocessingDrawing" xmlns:wp="http://schemas.openxmlformats.org/drawingml/2006/wordprocessingDrawing" xmlns:w10="urn:schemas-microsoft-com:office:word" xmlns:w="http://schemas.openxmlformats.org/wordprocessingml/2006/main" xmlns:w14="http://schemas.microsoft.com/office/word/2010/wordml" xmlns:w15="http://schemas.microsoft.com/office/word/2012/wordml" xmlns:w16cex="http://schemas.microsoft.com/office/word/2018/wordml/cex" xmlns:w16cid="http://schemas.microsoft.com/office/word/2016/wordml/cid" xmlns:w16="http://schemas.microsoft.com/office/word/2018/wordml" xmlns:w16sdtdh="http://schemas.microsoft.com/office/word/2020/wordml/sdtdatahash" xmlns:w16se="http://schemas.microsoft.com/office/word/2015/wordml/symex" xmlns:wpg="http://schemas.microsoft.com/office/word/2010/wordprocessingGroup" xmlns:wpi="http://schemas.microsoft.com/office/word/2010/wordprocessingInk" xmlns:wne="http://schemas.microsoft.com/office/word/2006/wordml" xmlns:wps="http://schemas.microsoft.com/office/word/2010/wordprocessingShape" mc:Ignorable="w14 w15 w16se w16cid w16 w16cex w16sdtdh wp14">
+<w:endnotes xmlns:wpc="http://schemas.microsoft.com/office/word/2010/wordprocessingCanvas" xmlns:cx="http://schemas.microsoft.com/office/drawing/2014/chartex" xmlns:cx1="http://schemas.microsoft.com/office/drawing/2015/9/8/chartex" xmlns:cx2="http://schemas.microsoft.com/office/drawing/2015/10/21/chartex" xmlns:cx3="http://schemas.microsoft.com/office/drawing/2016/5/9/chartex" xmlns:cx4="http://schemas.microsoft.com/office/drawing/2016/5/10/chartex" xmlns:cx5="http://schemas.microsoft.com/office/drawing/2016/5/11/chartex" xmlns:cx6="http://schemas.microsoft.com/office/drawing/2016/5/12/chartex" xmlns:cx7="http://schemas.microsoft.com/office/drawing/2016/5/13/chartex" xmlns:cx8="http://schemas.microsoft.com/office/drawing/2016/5/14/chartex" xmlns:mc="http://schemas.openxmlformats.org/markup-compatibility/2006" xmlns:aink="http://schemas.microsoft.com/office/drawing/2016/ink" xmlns:am3d="http://schemas.microsoft.com/office/drawing/2017/model3d" xmlns:o="urn:schemas-microsoft-com:office:office" xmlns:oel="http://schemas.microsoft.com/office/2019/extlst" xmlns:r="http://schemas.openxmlformats.org/officeDocument/2006/relationships" xmlns:m="http://schemas.openxmlformats.org/officeDocument/2006/math" xmlns:v="urn:schemas-microsoft-com:vml" xmlns:wp14="http://schemas.microsoft.com/office/word/2010/wordprocessingDrawing" xmlns:wp="http://schemas.openxmlformats.org/drawingml/2006/wordprocessingDrawing" xmlns:w10="urn:schemas-microsoft-com:office:word" xmlns:w="http://schemas.openxmlformats.org/wordprocessingml/2006/main" xmlns:w14="http://schemas.microsoft.com/office/word/2010/wordml" xmlns:w15="http://schemas.microsoft.com/office/word/2012/wordml" xmlns:w16cex="http://schemas.microsoft.com/office/word/2018/wordml/cex" xmlns:w16cid="http://schemas.microsoft.com/office/word/2016/wordml/cid" xmlns:w16="http://schemas.microsoft.com/office/word/2018/wordml" xmlns:w16du="http://schemas.microsoft.com/office/word/2023/wordml/word16du" xmlns:w16sdtdh="http://schemas.microsoft.com/office/word/2020/wordml/sdtdatahash" xmlns:w16sdtfl="http://schemas.microsoft.com/office/word/2024/wordml/sdtformatlock" xmlns:w16se="http://schemas.microsoft.com/office/word/2015/wordml/symex" xmlns:wpg="http://schemas.microsoft.com/office/word/2010/wordprocessingGroup" xmlns:wpi="http://schemas.microsoft.com/office/word/2010/wordprocessingInk" xmlns:wne="http://schemas.microsoft.com/office/word/2006/wordml" xmlns:wps="http://schemas.microsoft.com/office/word/2010/wordprocessingShape" mc:Ignorable="w14 w15 w16se w16cid w16 w16cex w16sdtdh w16sdtfl w16du wp14">
   <w:endnote w:type="separator" w:id="-1">
     <w:p>
       <w:pPr>
@@ -1637,7 +2067,7 @@
 </file>
 
 <file path=word/footer1.xml><?xml version="1.0" encoding="utf-8"?>
-<w:ftr xmlns:wpc="http://schemas.microsoft.com/office/word/2010/wordprocessingCanvas" xmlns:cx="http://schemas.microsoft.com/office/drawing/2014/chartex" xmlns:cx1="http://schemas.microsoft.com/office/drawing/2015/9/8/chartex" xmlns:cx2="http://schemas.microsoft.com/office/drawing/2015/10/21/chartex" xmlns:cx3="http://schemas.microsoft.com/office/drawing/2016/5/9/chartex" xmlns:cx4="http://schemas.microsoft.com/office/drawing/2016/5/10/chartex" xmlns:cx5="http://schemas.microsoft.com/office/drawing/2016/5/11/chartex" xmlns:cx6="http://schemas.microsoft.com/office/drawing/2016/5/12/chartex" xmlns:cx7="http://schemas.microsoft.com/office/drawing/2016/5/13/chartex" xmlns:cx8="http://schemas.microsoft.com/office/drawing/2016/5/14/chartex" xmlns:mc="http://schemas.openxmlformats.org/markup-compatibility/2006" xmlns:aink="http://schemas.microsoft.com/office/drawing/2016/ink" xmlns:am3d="http://schemas.microsoft.com/office/drawing/2017/model3d" xmlns:o="urn:schemas-microsoft-com:office:office" xmlns:oel="http://schemas.microsoft.com/office/2019/extlst" xmlns:r="http://schemas.openxmlformats.org/officeDocument/2006/relationships" xmlns:m="http://schemas.openxmlformats.org/officeDocument/2006/math" xmlns:v="urn:schemas-microsoft-com:vml" xmlns:wp14="http://schemas.microsoft.com/office/word/2010/wordprocessingDrawing" xmlns:wp="http://schemas.openxmlformats.org/drawingml/2006/wordprocessingDrawing" xmlns:w10="urn:schemas-microsoft-com:office:word" xmlns:w="http://schemas.openxmlformats.org/wordprocessingml/2006/main" xmlns:w14="http://schemas.microsoft.com/office/word/2010/wordml" xmlns:w15="http://schemas.microsoft.com/office/word/2012/wordml" xmlns:w16cex="http://schemas.microsoft.com/office/word/2018/wordml/cex" xmlns:w16cid="http://schemas.microsoft.com/office/word/2016/wordml/cid" xmlns:w16="http://schemas.microsoft.com/office/word/2018/wordml" xmlns:w16sdtdh="http://schemas.microsoft.com/office/word/2020/wordml/sdtdatahash" xmlns:w16se="http://schemas.microsoft.com/office/word/2015/wordml/symex" xmlns:wpg="http://schemas.microsoft.com/office/word/2010/wordprocessingGroup" xmlns:wpi="http://schemas.microsoft.com/office/word/2010/wordprocessingInk" xmlns:wne="http://schemas.microsoft.com/office/word/2006/wordml" xmlns:wps="http://schemas.microsoft.com/office/word/2010/wordprocessingShape" mc:Ignorable="w14 w15 w16se w16cid w16 w16cex w16sdtdh wp14">
+<w:ftr xmlns:wpc="http://schemas.microsoft.com/office/word/2010/wordprocessingCanvas" xmlns:cx="http://schemas.microsoft.com/office/drawing/2014/chartex" xmlns:cx1="http://schemas.microsoft.com/office/drawing/2015/9/8/chartex" xmlns:cx2="http://schemas.microsoft.com/office/drawing/2015/10/21/chartex" xmlns:cx3="http://schemas.microsoft.com/office/drawing/2016/5/9/chartex" xmlns:cx4="http://schemas.microsoft.com/office/drawing/2016/5/10/chartex" xmlns:cx5="http://schemas.microsoft.com/office/drawing/2016/5/11/chartex" xmlns:cx6="http://schemas.microsoft.com/office/drawing/2016/5/12/chartex" xmlns:cx7="http://schemas.microsoft.com/office/drawing/2016/5/13/chartex" xmlns:cx8="http://schemas.microsoft.com/office/drawing/2016/5/14/chartex" xmlns:mc="http://schemas.openxmlformats.org/markup-compatibility/2006" xmlns:aink="http://schemas.microsoft.com/office/drawing/2016/ink" xmlns:am3d="http://schemas.microsoft.com/office/drawing/2017/model3d" xmlns:o="urn:schemas-microsoft-com:office:office" xmlns:oel="http://schemas.microsoft.com/office/2019/extlst" xmlns:r="http://schemas.openxmlformats.org/officeDocument/2006/relationships" xmlns:m="http://schemas.openxmlformats.org/officeDocument/2006/math" xmlns:v="urn:schemas-microsoft-com:vml" xmlns:wp14="http://schemas.microsoft.com/office/word/2010/wordprocessingDrawing" xmlns:wp="http://schemas.openxmlformats.org/drawingml/2006/wordprocessingDrawing" xmlns:w10="urn:schemas-microsoft-com:office:word" xmlns:w="http://schemas.openxmlformats.org/wordprocessingml/2006/main" xmlns:w14="http://schemas.microsoft.com/office/word/2010/wordml" xmlns:w15="http://schemas.microsoft.com/office/word/2012/wordml" xmlns:w16cex="http://schemas.microsoft.com/office/word/2018/wordml/cex" xmlns:w16cid="http://schemas.microsoft.com/office/word/2016/wordml/cid" xmlns:w16="http://schemas.microsoft.com/office/word/2018/wordml" xmlns:w16du="http://schemas.microsoft.com/office/word/2023/wordml/word16du" xmlns:w16sdtdh="http://schemas.microsoft.com/office/word/2020/wordml/sdtdatahash" xmlns:w16sdtfl="http://schemas.microsoft.com/office/word/2024/wordml/sdtformatlock" xmlns:w16se="http://schemas.microsoft.com/office/word/2015/wordml/symex" xmlns:wpg="http://schemas.microsoft.com/office/word/2010/wordprocessingGroup" xmlns:wpi="http://schemas.microsoft.com/office/word/2010/wordprocessingInk" xmlns:wne="http://schemas.microsoft.com/office/word/2006/wordml" xmlns:wps="http://schemas.microsoft.com/office/word/2010/wordprocessingShape" mc:Ignorable="w14 w15 w16se w16cid w16 w16cex w16sdtdh w16sdtfl w16du wp14">
   <w:p>
     <w:pPr>
       <w:pStyle w:val="Footer"/>
@@ -1647,7 +2077,7 @@
 </file>
 
 <file path=word/footer2.xml><?xml version="1.0" encoding="utf-8"?>
-<w:ftr xmlns:wpc="http://schemas.microsoft.com/office/word/2010/wordprocessingCanvas" xmlns:cx="http://schemas.microsoft.com/office/drawing/2014/chartex" xmlns:cx1="http://schemas.microsoft.com/office/drawing/2015/9/8/chartex" xmlns:cx2="http://schemas.microsoft.com/office/drawing/2015/10/21/chartex" xmlns:cx3="http://schemas.microsoft.com/office/drawing/2016/5/9/chartex" xmlns:cx4="http://schemas.microsoft.com/office/drawing/2016/5/10/chartex" xmlns:cx5="http://schemas.microsoft.com/office/drawing/2016/5/11/chartex" xmlns:cx6="http://schemas.microsoft.com/office/drawing/2016/5/12/chartex" xmlns:cx7="http://schemas.microsoft.com/office/drawing/2016/5/13/chartex" xmlns:cx8="http://schemas.microsoft.com/office/drawing/2016/5/14/chartex" xmlns:mc="http://schemas.openxmlformats.org/markup-compatibility/2006" xmlns:aink="http://schemas.microsoft.com/office/drawing/2016/ink" xmlns:am3d="http://schemas.microsoft.com/office/drawing/2017/model3d" xmlns:o="urn:schemas-microsoft-com:office:office" xmlns:oel="http://schemas.microsoft.com/office/2019/extlst" xmlns:r="http://schemas.openxmlformats.org/officeDocument/2006/relationships" xmlns:m="http://schemas.openxmlformats.org/officeDocument/2006/math" xmlns:v="urn:schemas-microsoft-com:vml" xmlns:wp14="http://schemas.microsoft.com/office/word/2010/wordprocessingDrawing" xmlns:wp="http://schemas.openxmlformats.org/drawingml/2006/wordprocessingDrawing" xmlns:w10="urn:schemas-microsoft-com:office:word" xmlns:w="http://schemas.openxmlformats.org/wordprocessingml/2006/main" xmlns:w14="http://schemas.microsoft.com/office/word/2010/wordml" xmlns:w15="http://schemas.microsoft.com/office/word/2012/wordml" xmlns:w16cex="http://schemas.microsoft.com/office/word/2018/wordml/cex" xmlns:w16cid="http://schemas.microsoft.com/office/word/2016/wordml/cid" xmlns:w16="http://schemas.microsoft.com/office/word/2018/wordml" xmlns:w16sdtdh="http://schemas.microsoft.com/office/word/2020/wordml/sdtdatahash" xmlns:w16se="http://schemas.microsoft.com/office/word/2015/wordml/symex" xmlns:wpg="http://schemas.microsoft.com/office/word/2010/wordprocessingGroup" xmlns:wpi="http://schemas.microsoft.com/office/word/2010/wordprocessingInk" xmlns:wne="http://schemas.microsoft.com/office/word/2006/wordml" xmlns:wps="http://schemas.microsoft.com/office/word/2010/wordprocessingShape" mc:Ignorable="w14 w15 w16se w16cid w16 w16cex w16sdtdh wp14">
+<w:ftr xmlns:wpc="http://schemas.microsoft.com/office/word/2010/wordprocessingCanvas" xmlns:cx="http://schemas.microsoft.com/office/drawing/2014/chartex" xmlns:cx1="http://schemas.microsoft.com/office/drawing/2015/9/8/chartex" xmlns:cx2="http://schemas.microsoft.com/office/drawing/2015/10/21/chartex" xmlns:cx3="http://schemas.microsoft.com/office/drawing/2016/5/9/chartex" xmlns:cx4="http://schemas.microsoft.com/office/drawing/2016/5/10/chartex" xmlns:cx5="http://schemas.microsoft.com/office/drawing/2016/5/11/chartex" xmlns:cx6="http://schemas.microsoft.com/office/drawing/2016/5/12/chartex" xmlns:cx7="http://schemas.microsoft.com/office/drawing/2016/5/13/chartex" xmlns:cx8="http://schemas.microsoft.com/office/drawing/2016/5/14/chartex" xmlns:mc="http://schemas.openxmlformats.org/markup-compatibility/2006" xmlns:aink="http://schemas.microsoft.com/office/drawing/2016/ink" xmlns:am3d="http://schemas.microsoft.com/office/drawing/2017/model3d" xmlns:o="urn:schemas-microsoft-com:office:office" xmlns:oel="http://schemas.microsoft.com/office/2019/extlst" xmlns:r="http://schemas.openxmlformats.org/officeDocument/2006/relationships" xmlns:m="http://schemas.openxmlformats.org/officeDocument/2006/math" xmlns:v="urn:schemas-microsoft-com:vml" xmlns:wp14="http://schemas.microsoft.com/office/word/2010/wordprocessingDrawing" xmlns:wp="http://schemas.openxmlformats.org/drawingml/2006/wordprocessingDrawing" xmlns:w10="urn:schemas-microsoft-com:office:word" xmlns:w="http://schemas.openxmlformats.org/wordprocessingml/2006/main" xmlns:w14="http://schemas.microsoft.com/office/word/2010/wordml" xmlns:w15="http://schemas.microsoft.com/office/word/2012/wordml" xmlns:w16cex="http://schemas.microsoft.com/office/word/2018/wordml/cex" xmlns:w16cid="http://schemas.microsoft.com/office/word/2016/wordml/cid" xmlns:w16="http://schemas.microsoft.com/office/word/2018/wordml" xmlns:w16du="http://schemas.microsoft.com/office/word/2023/wordml/word16du" xmlns:w16sdtdh="http://schemas.microsoft.com/office/word/2020/wordml/sdtdatahash" xmlns:w16sdtfl="http://schemas.microsoft.com/office/word/2024/wordml/sdtformatlock" xmlns:w16se="http://schemas.microsoft.com/office/word/2015/wordml/symex" xmlns:wpg="http://schemas.microsoft.com/office/word/2010/wordprocessingGroup" xmlns:wpi="http://schemas.microsoft.com/office/word/2010/wordprocessingInk" xmlns:wne="http://schemas.microsoft.com/office/word/2006/wordml" xmlns:wps="http://schemas.microsoft.com/office/word/2010/wordprocessingShape" mc:Ignorable="w14 w15 w16se w16cid w16 w16cex w16sdtdh w16sdtfl w16du wp14">
   <w:p>
     <w:pPr>
       <w:pStyle w:val="Footer"/>
@@ -1657,7 +2087,7 @@
 </file>
 
 <file path=word/footer3.xml><?xml version="1.0" encoding="utf-8"?>
-<w:ftr xmlns:wpc="http://schemas.microsoft.com/office/word/2010/wordprocessingCanvas" xmlns:cx="http://schemas.microsoft.com/office/drawing/2014/chartex" xmlns:cx1="http://schemas.microsoft.com/office/drawing/2015/9/8/chartex" xmlns:cx2="http://schemas.microsoft.com/office/drawing/2015/10/21/chartex" xmlns:cx3="http://schemas.microsoft.com/office/drawing/2016/5/9/chartex" xmlns:cx4="http://schemas.microsoft.com/office/drawing/2016/5/10/chartex" xmlns:cx5="http://schemas.microsoft.com/office/drawing/2016/5/11/chartex" xmlns:cx6="http://schemas.microsoft.com/office/drawing/2016/5/12/chartex" xmlns:cx7="http://schemas.microsoft.com/office/drawing/2016/5/13/chartex" xmlns:cx8="http://schemas.microsoft.com/office/drawing/2016/5/14/chartex" xmlns:mc="http://schemas.openxmlformats.org/markup-compatibility/2006" xmlns:aink="http://schemas.microsoft.com/office/drawing/2016/ink" xmlns:am3d="http://schemas.microsoft.com/office/drawing/2017/model3d" xmlns:o="urn:schemas-microsoft-com:office:office" xmlns:oel="http://schemas.microsoft.com/office/2019/extlst" xmlns:r="http://schemas.openxmlformats.org/officeDocument/2006/relationships" xmlns:m="http://schemas.openxmlformats.org/officeDocument/2006/math" xmlns:v="urn:schemas-microsoft-com:vml" xmlns:wp14="http://schemas.microsoft.com/office/word/2010/wordprocessingDrawing" xmlns:wp="http://schemas.openxmlformats.org/drawingml/2006/wordprocessingDrawing" xmlns:w10="urn:schemas-microsoft-com:office:word" xmlns:w="http://schemas.openxmlformats.org/wordprocessingml/2006/main" xmlns:w14="http://schemas.microsoft.com/office/word/2010/wordml" xmlns:w15="http://schemas.microsoft.com/office/word/2012/wordml" xmlns:w16cex="http://schemas.microsoft.com/office/word/2018/wordml/cex" xmlns:w16cid="http://schemas.microsoft.com/office/word/2016/wordml/cid" xmlns:w16="http://schemas.microsoft.com/office/word/2018/wordml" xmlns:w16sdtdh="http://schemas.microsoft.com/office/word/2020/wordml/sdtdatahash" xmlns:w16se="http://schemas.microsoft.com/office/word/2015/wordml/symex" xmlns:wpg="http://schemas.microsoft.com/office/word/2010/wordprocessingGroup" xmlns:wpi="http://schemas.microsoft.com/office/word/2010/wordprocessingInk" xmlns:wne="http://schemas.microsoft.com/office/word/2006/wordml" xmlns:wps="http://schemas.microsoft.com/office/word/2010/wordprocessingShape" mc:Ignorable="w14 w15 w16se w16cid w16 w16cex w16sdtdh wp14">
+<w:ftr xmlns:wpc="http://schemas.microsoft.com/office/word/2010/wordprocessingCanvas" xmlns:cx="http://schemas.microsoft.com/office/drawing/2014/chartex" xmlns:cx1="http://schemas.microsoft.com/office/drawing/2015/9/8/chartex" xmlns:cx2="http://schemas.microsoft.com/office/drawing/2015/10/21/chartex" xmlns:cx3="http://schemas.microsoft.com/office/drawing/2016/5/9/chartex" xmlns:cx4="http://schemas.microsoft.com/office/drawing/2016/5/10/chartex" xmlns:cx5="http://schemas.microsoft.com/office/drawing/2016/5/11/chartex" xmlns:cx6="http://schemas.microsoft.com/office/drawing/2016/5/12/chartex" xmlns:cx7="http://schemas.microsoft.com/office/drawing/2016/5/13/chartex" xmlns:cx8="http://schemas.microsoft.com/office/drawing/2016/5/14/chartex" xmlns:mc="http://schemas.openxmlformats.org/markup-compatibility/2006" xmlns:aink="http://schemas.microsoft.com/office/drawing/2016/ink" xmlns:am3d="http://schemas.microsoft.com/office/drawing/2017/model3d" xmlns:o="urn:schemas-microsoft-com:office:office" xmlns:oel="http://schemas.microsoft.com/office/2019/extlst" xmlns:r="http://schemas.openxmlformats.org/officeDocument/2006/relationships" xmlns:m="http://schemas.openxmlformats.org/officeDocument/2006/math" xmlns:v="urn:schemas-microsoft-com:vml" xmlns:wp14="http://schemas.microsoft.com/office/word/2010/wordprocessingDrawing" xmlns:wp="http://schemas.openxmlformats.org/drawingml/2006/wordprocessingDrawing" xmlns:w10="urn:schemas-microsoft-com:office:word" xmlns:w="http://schemas.openxmlformats.org/wordprocessingml/2006/main" xmlns:w14="http://schemas.microsoft.com/office/word/2010/wordml" xmlns:w15="http://schemas.microsoft.com/office/word/2012/wordml" xmlns:w16cex="http://schemas.microsoft.com/office/word/2018/wordml/cex" xmlns:w16cid="http://schemas.microsoft.com/office/word/2016/wordml/cid" xmlns:w16="http://schemas.microsoft.com/office/word/2018/wordml" xmlns:w16du="http://schemas.microsoft.com/office/word/2023/wordml/word16du" xmlns:w16sdtdh="http://schemas.microsoft.com/office/word/2020/wordml/sdtdatahash" xmlns:w16sdtfl="http://schemas.microsoft.com/office/word/2024/wordml/sdtformatlock" xmlns:w16se="http://schemas.microsoft.com/office/word/2015/wordml/symex" xmlns:wpg="http://schemas.microsoft.com/office/word/2010/wordprocessingGroup" xmlns:wpi="http://schemas.microsoft.com/office/word/2010/wordprocessingInk" xmlns:wne="http://schemas.microsoft.com/office/word/2006/wordml" xmlns:wps="http://schemas.microsoft.com/office/word/2010/wordprocessingShape" mc:Ignorable="w14 w15 w16se w16cid w16 w16cex w16sdtdh w16sdtfl w16du wp14">
   <w:p>
     <w:pPr>
       <w:pStyle w:val="Footer"/>
@@ -1667,7 +2097,7 @@
 </file>
 
 <file path=word/footnotes.xml><?xml version="1.0" encoding="utf-8"?>
-<w:footnotes xmlns:wpc="http://schemas.microsoft.com/office/word/2010/wordprocessingCanvas" xmlns:cx="http://schemas.microsoft.com/office/drawing/2014/chartex" xmlns:cx1="http://schemas.microsoft.com/office/drawing/2015/9/8/chartex" xmlns:cx2="http://schemas.microsoft.com/office/drawing/2015/10/21/chartex" xmlns:cx3="http://schemas.microsoft.com/office/drawing/2016/5/9/chartex" xmlns:cx4="http://schemas.microsoft.com/office/drawing/2016/5/10/chartex" xmlns:cx5="http://schemas.microsoft.com/office/drawing/2016/5/11/chartex" xmlns:cx6="http://schemas.microsoft.com/office/drawing/2016/5/12/chartex" xmlns:cx7="http://schemas.microsoft.com/office/drawing/2016/5/13/chartex" xmlns:cx8="http://schemas.microsoft.com/office/drawing/2016/5/14/chartex" xmlns:mc="http://schemas.openxmlformats.org/markup-compatibility/2006" xmlns:aink="http://schemas.microsoft.com/office/drawing/2016/ink" xmlns:am3d="http://schemas.microsoft.com/office/drawing/2017/model3d" xmlns:o="urn:schemas-microsoft-com:office:office" xmlns:oel="http://schemas.microsoft.com/office/2019/extlst" xmlns:r="http://schemas.openxmlformats.org/officeDocument/2006/relationships" xmlns:m="http://schemas.openxmlformats.org/officeDocument/2006/math" xmlns:v="urn:schemas-microsoft-com:vml" xmlns:wp14="http://schemas.microsoft.com/office/word/2010/wordprocessingDrawing" xmlns:wp="http://schemas.openxmlformats.org/drawingml/2006/wordprocessingDrawing" xmlns:w10="urn:schemas-microsoft-com:office:word" xmlns:w="http://schemas.openxmlformats.org/wordprocessingml/2006/main" xmlns:w14="http://schemas.microsoft.com/office/word/2010/wordml" xmlns:w15="http://schemas.microsoft.com/office/word/2012/wordml" xmlns:w16cex="http://schemas.microsoft.com/office/word/2018/wordml/cex" xmlns:w16cid="http://schemas.microsoft.com/office/word/2016/wordml/cid" xmlns:w16="http://schemas.microsoft.com/office/word/2018/wordml" xmlns:w16sdtdh="http://schemas.microsoft.com/office/word/2020/wordml/sdtdatahash" xmlns:w16se="http://schemas.microsoft.com/office/word/2015/wordml/symex" xmlns:wpg="http://schemas.microsoft.com/office/word/2010/wordprocessingGroup" xmlns:wpi="http://schemas.microsoft.com/office/word/2010/wordprocessingInk" xmlns:wne="http://schemas.microsoft.com/office/word/2006/wordml" xmlns:wps="http://schemas.microsoft.com/office/word/2010/wordprocessingShape" mc:Ignorable="w14 w15 w16se w16cid w16 w16cex w16sdtdh wp14">
+<w:footnotes xmlns:wpc="http://schemas.microsoft.com/office/word/2010/wordprocessingCanvas" xmlns:cx="http://schemas.microsoft.com/office/drawing/2014/chartex" xmlns:cx1="http://schemas.microsoft.com/office/drawing/2015/9/8/chartex" xmlns:cx2="http://schemas.microsoft.com/office/drawing/2015/10/21/chartex" xmlns:cx3="http://schemas.microsoft.com/office/drawing/2016/5/9/chartex" xmlns:cx4="http://schemas.microsoft.com/office/drawing/2016/5/10/chartex" xmlns:cx5="http://schemas.microsoft.com/office/drawing/2016/5/11/chartex" xmlns:cx6="http://schemas.microsoft.com/office/drawing/2016/5/12/chartex" xmlns:cx7="http://schemas.microsoft.com/office/drawing/2016/5/13/chartex" xmlns:cx8="http://schemas.microsoft.com/office/drawing/2016/5/14/chartex" xmlns:mc="http://schemas.openxmlformats.org/markup-compatibility/2006" xmlns:aink="http://schemas.microsoft.com/office/drawing/2016/ink" xmlns:am3d="http://schemas.microsoft.com/office/drawing/2017/model3d" xmlns:o="urn:schemas-microsoft-com:office:office" xmlns:oel="http://schemas.microsoft.com/office/2019/extlst" xmlns:r="http://schemas.openxmlformats.org/officeDocument/2006/relationships" xmlns:m="http://schemas.openxmlformats.org/officeDocument/2006/math" xmlns:v="urn:schemas-microsoft-com:vml" xmlns:wp14="http://schemas.microsoft.com/office/word/2010/wordprocessingDrawing" xmlns:wp="http://schemas.openxmlformats.org/drawingml/2006/wordprocessingDrawing" xmlns:w10="urn:schemas-microsoft-com:office:word" xmlns:w="http://schemas.openxmlformats.org/wordprocessingml/2006/main" xmlns:w14="http://schemas.microsoft.com/office/word/2010/wordml" xmlns:w15="http://schemas.microsoft.com/office/word/2012/wordml" xmlns:w16cex="http://schemas.microsoft.com/office/word/2018/wordml/cex" xmlns:w16cid="http://schemas.microsoft.com/office/word/2016/wordml/cid" xmlns:w16="http://schemas.microsoft.com/office/word/2018/wordml" xmlns:w16du="http://schemas.microsoft.com/office/word/2023/wordml/word16du" xmlns:w16sdtdh="http://schemas.microsoft.com/office/word/2020/wordml/sdtdatahash" xmlns:w16sdtfl="http://schemas.microsoft.com/office/word/2024/wordml/sdtformatlock" xmlns:w16se="http://schemas.microsoft.com/office/word/2015/wordml/symex" xmlns:wpg="http://schemas.microsoft.com/office/word/2010/wordprocessingGroup" xmlns:wpi="http://schemas.microsoft.com/office/word/2010/wordprocessingInk" xmlns:wne="http://schemas.microsoft.com/office/word/2006/wordml" xmlns:wps="http://schemas.microsoft.com/office/word/2010/wordprocessingShape" mc:Ignorable="w14 w15 w16se w16cid w16 w16cex w16sdtdh w16sdtfl w16du wp14">
   <w:footnote w:type="separator" w:id="-1">
     <w:p>
       <w:pPr>
@@ -1692,7 +2122,7 @@
 </file>
 
 <file path=word/header1.xml><?xml version="1.0" encoding="utf-8"?>
-<w:hdr xmlns:wpc="http://schemas.microsoft.com/office/word/2010/wordprocessingCanvas" xmlns:cx="http://schemas.microsoft.com/office/drawing/2014/chartex" xmlns:cx1="http://schemas.microsoft.com/office/drawing/2015/9/8/chartex" xmlns:cx2="http://schemas.microsoft.com/office/drawing/2015/10/21/chartex" xmlns:cx3="http://schemas.microsoft.com/office/drawing/2016/5/9/chartex" xmlns:cx4="http://schemas.microsoft.com/office/drawing/2016/5/10/chartex" xmlns:cx5="http://schemas.microsoft.com/office/drawing/2016/5/11/chartex" xmlns:cx6="http://schemas.microsoft.com/office/drawing/2016/5/12/chartex" xmlns:cx7="http://schemas.microsoft.com/office/drawing/2016/5/13/chartex" xmlns:cx8="http://schemas.microsoft.com/office/drawing/2016/5/14/chartex" xmlns:mc="http://schemas.openxmlformats.org/markup-compatibility/2006" xmlns:aink="http://schemas.microsoft.com/office/drawing/2016/ink" xmlns:am3d="http://schemas.microsoft.com/office/drawing/2017/model3d" xmlns:o="urn:schemas-microsoft-com:office:office" xmlns:oel="http://schemas.microsoft.com/office/2019/extlst" xmlns:r="http://schemas.openxmlformats.org/officeDocument/2006/relationships" xmlns:m="http://schemas.openxmlformats.org/officeDocument/2006/math" xmlns:v="urn:schemas-microsoft-com:vml" xmlns:wp14="http://schemas.microsoft.com/office/word/2010/wordprocessingDrawing" xmlns:wp="http://schemas.openxmlformats.org/drawingml/2006/wordprocessingDrawing" xmlns:w10="urn:schemas-microsoft-com:office:word" xmlns:w="http://schemas.openxmlformats.org/wordprocessingml/2006/main" xmlns:w14="http://schemas.microsoft.com/office/word/2010/wordml" xmlns:w15="http://schemas.microsoft.com/office/word/2012/wordml" xmlns:w16cex="http://schemas.microsoft.com/office/word/2018/wordml/cex" xmlns:w16cid="http://schemas.microsoft.com/office/word/2016/wordml/cid" xmlns:w16="http://schemas.microsoft.com/office/word/2018/wordml" xmlns:w16sdtdh="http://schemas.microsoft.com/office/word/2020/wordml/sdtdatahash" xmlns:w16se="http://schemas.microsoft.com/office/word/2015/wordml/symex" xmlns:wpg="http://schemas.microsoft.com/office/word/2010/wordprocessingGroup" xmlns:wpi="http://schemas.microsoft.com/office/word/2010/wordprocessingInk" xmlns:wne="http://schemas.microsoft.com/office/word/2006/wordml" xmlns:wps="http://schemas.microsoft.com/office/word/2010/wordprocessingShape" mc:Ignorable="w14 w15 w16se w16cid w16 w16cex w16sdtdh wp14">
+<w:hdr xmlns:wpc="http://schemas.microsoft.com/office/word/2010/wordprocessingCanvas" xmlns:cx="http://schemas.microsoft.com/office/drawing/2014/chartex" xmlns:cx1="http://schemas.microsoft.com/office/drawing/2015/9/8/chartex" xmlns:cx2="http://schemas.microsoft.com/office/drawing/2015/10/21/chartex" xmlns:cx3="http://schemas.microsoft.com/office/drawing/2016/5/9/chartex" xmlns:cx4="http://schemas.microsoft.com/office/drawing/2016/5/10/chartex" xmlns:cx5="http://schemas.microsoft.com/office/drawing/2016/5/11/chartex" xmlns:cx6="http://schemas.microsoft.com/office/drawing/2016/5/12/chartex" xmlns:cx7="http://schemas.microsoft.com/office/drawing/2016/5/13/chartex" xmlns:cx8="http://schemas.microsoft.com/office/drawing/2016/5/14/chartex" xmlns:mc="http://schemas.openxmlformats.org/markup-compatibility/2006" xmlns:aink="http://schemas.microsoft.com/office/drawing/2016/ink" xmlns:am3d="http://schemas.microsoft.com/office/drawing/2017/model3d" xmlns:o="urn:schemas-microsoft-com:office:office" xmlns:oel="http://schemas.microsoft.com/office/2019/extlst" xmlns:r="http://schemas.openxmlformats.org/officeDocument/2006/relationships" xmlns:m="http://schemas.openxmlformats.org/officeDocument/2006/math" xmlns:v="urn:schemas-microsoft-com:vml" xmlns:wp14="http://schemas.microsoft.com/office/word/2010/wordprocessingDrawing" xmlns:wp="http://schemas.openxmlformats.org/drawingml/2006/wordprocessingDrawing" xmlns:w10="urn:schemas-microsoft-com:office:word" xmlns:w="http://schemas.openxmlformats.org/wordprocessingml/2006/main" xmlns:w14="http://schemas.microsoft.com/office/word/2010/wordml" xmlns:w15="http://schemas.microsoft.com/office/word/2012/wordml" xmlns:w16cex="http://schemas.microsoft.com/office/word/2018/wordml/cex" xmlns:w16cid="http://schemas.microsoft.com/office/word/2016/wordml/cid" xmlns:w16="http://schemas.microsoft.com/office/word/2018/wordml" xmlns:w16du="http://schemas.microsoft.com/office/word/2023/wordml/word16du" xmlns:w16sdtdh="http://schemas.microsoft.com/office/word/2020/wordml/sdtdatahash" xmlns:w16sdtfl="http://schemas.microsoft.com/office/word/2024/wordml/sdtformatlock" xmlns:w16se="http://schemas.microsoft.com/office/word/2015/wordml/symex" xmlns:wpg="http://schemas.microsoft.com/office/word/2010/wordprocessingGroup" xmlns:wpi="http://schemas.microsoft.com/office/word/2010/wordprocessingInk" xmlns:wne="http://schemas.microsoft.com/office/word/2006/wordml" xmlns:wps="http://schemas.microsoft.com/office/word/2010/wordprocessingShape" mc:Ignorable="w14 w15 w16se w16cid w16 w16cex w16sdtdh w16sdtfl w16du wp14">
   <w:p>
     <w:pPr>
       <w:pStyle w:val="Header"/>
@@ -1702,7 +2132,7 @@
 </file>
 
 <file path=word/header2.xml><?xml version="1.0" encoding="utf-8"?>
-<w:hdr xmlns:wpc="http://schemas.microsoft.com/office/word/2010/wordprocessingCanvas" xmlns:cx="http://schemas.microsoft.com/office/drawing/2014/chartex" xmlns:cx1="http://schemas.microsoft.com/office/drawing/2015/9/8/chartex" xmlns:cx2="http://schemas.microsoft.com/office/drawing/2015/10/21/chartex" xmlns:cx3="http://schemas.microsoft.com/office/drawing/2016/5/9/chartex" xmlns:cx4="http://schemas.microsoft.com/office/drawing/2016/5/10/chartex" xmlns:cx5="http://schemas.microsoft.com/office/drawing/2016/5/11/chartex" xmlns:cx6="http://schemas.microsoft.com/office/drawing/2016/5/12/chartex" xmlns:cx7="http://schemas.microsoft.com/office/drawing/2016/5/13/chartex" xmlns:cx8="http://schemas.microsoft.com/office/drawing/2016/5/14/chartex" xmlns:mc="http://schemas.openxmlformats.org/markup-compatibility/2006" xmlns:aink="http://schemas.microsoft.com/office/drawing/2016/ink" xmlns:am3d="http://schemas.microsoft.com/office/drawing/2017/model3d" xmlns:o="urn:schemas-microsoft-com:office:office" xmlns:oel="http://schemas.microsoft.com/office/2019/extlst" xmlns:r="http://schemas.openxmlformats.org/officeDocument/2006/relationships" xmlns:m="http://schemas.openxmlformats.org/officeDocument/2006/math" xmlns:v="urn:schemas-microsoft-com:vml" xmlns:wp14="http://schemas.microsoft.com/office/word/2010/wordprocessingDrawing" xmlns:wp="http://schemas.openxmlformats.org/drawingml/2006/wordprocessingDrawing" xmlns:w10="urn:schemas-microsoft-com:office:word" xmlns:w="http://schemas.openxmlformats.org/wordprocessingml/2006/main" xmlns:w14="http://schemas.microsoft.com/office/word/2010/wordml" xmlns:w15="http://schemas.microsoft.com/office/word/2012/wordml" xmlns:w16cex="http://schemas.microsoft.com/office/word/2018/wordml/cex" xmlns:w16cid="http://schemas.microsoft.com/office/word/2016/wordml/cid" xmlns:w16="http://schemas.microsoft.com/office/word/2018/wordml" xmlns:w16sdtdh="http://schemas.microsoft.com/office/word/2020/wordml/sdtdatahash" xmlns:w16se="http://schemas.microsoft.com/office/word/2015/wordml/symex" xmlns:wpg="http://schemas.microsoft.com/office/word/2010/wordprocessingGroup" xmlns:wpi="http://schemas.microsoft.com/office/word/2010/wordprocessingInk" xmlns:wne="http://schemas.microsoft.com/office/word/2006/wordml" xmlns:wps="http://schemas.microsoft.com/office/word/2010/wordprocessingShape" mc:Ignorable="w14 w15 w16se w16cid w16 w16cex w16sdtdh wp14">
+<w:hdr xmlns:wpc="http://schemas.microsoft.com/office/word/2010/wordprocessingCanvas" xmlns:cx="http://schemas.microsoft.com/office/drawing/2014/chartex" xmlns:cx1="http://schemas.microsoft.com/office/drawing/2015/9/8/chartex" xmlns:cx2="http://schemas.microsoft.com/office/drawing/2015/10/21/chartex" xmlns:cx3="http://schemas.microsoft.com/office/drawing/2016/5/9/chartex" xmlns:cx4="http://schemas.microsoft.com/office/drawing/2016/5/10/chartex" xmlns:cx5="http://schemas.microsoft.com/office/drawing/2016/5/11/chartex" xmlns:cx6="http://schemas.microsoft.com/office/drawing/2016/5/12/chartex" xmlns:cx7="http://schemas.microsoft.com/office/drawing/2016/5/13/chartex" xmlns:cx8="http://schemas.microsoft.com/office/drawing/2016/5/14/chartex" xmlns:mc="http://schemas.openxmlformats.org/markup-compatibility/2006" xmlns:aink="http://schemas.microsoft.com/office/drawing/2016/ink" xmlns:am3d="http://schemas.microsoft.com/office/drawing/2017/model3d" xmlns:o="urn:schemas-microsoft-com:office:office" xmlns:oel="http://schemas.microsoft.com/office/2019/extlst" xmlns:r="http://schemas.openxmlformats.org/officeDocument/2006/relationships" xmlns:m="http://schemas.openxmlformats.org/officeDocument/2006/math" xmlns:v="urn:schemas-microsoft-com:vml" xmlns:wp14="http://schemas.microsoft.com/office/word/2010/wordprocessingDrawing" xmlns:wp="http://schemas.openxmlformats.org/drawingml/2006/wordprocessingDrawing" xmlns:w10="urn:schemas-microsoft-com:office:word" xmlns:w="http://schemas.openxmlformats.org/wordprocessingml/2006/main" xmlns:w14="http://schemas.microsoft.com/office/word/2010/wordml" xmlns:w15="http://schemas.microsoft.com/office/word/2012/wordml" xmlns:w16cex="http://schemas.microsoft.com/office/word/2018/wordml/cex" xmlns:w16cid="http://schemas.microsoft.com/office/word/2016/wordml/cid" xmlns:w16="http://schemas.microsoft.com/office/word/2018/wordml" xmlns:w16du="http://schemas.microsoft.com/office/word/2023/wordml/word16du" xmlns:w16sdtdh="http://schemas.microsoft.com/office/word/2020/wordml/sdtdatahash" xmlns:w16sdtfl="http://schemas.microsoft.com/office/word/2024/wordml/sdtformatlock" xmlns:w16se="http://schemas.microsoft.com/office/word/2015/wordml/symex" xmlns:wpg="http://schemas.microsoft.com/office/word/2010/wordprocessingGroup" xmlns:wpi="http://schemas.microsoft.com/office/word/2010/wordprocessingInk" xmlns:wne="http://schemas.microsoft.com/office/word/2006/wordml" xmlns:wps="http://schemas.microsoft.com/office/word/2010/wordprocessingShape" mc:Ignorable="w14 w15 w16se w16cid w16 w16cex w16sdtdh w16sdtfl w16du wp14">
   <w:p>
     <w:pPr>
       <w:pStyle w:val="Header"/>
@@ -1713,7 +2143,7 @@
 </file>
 
 <file path=word/header3.xml><?xml version="1.0" encoding="utf-8"?>
-<w:hdr xmlns:wpc="http://schemas.microsoft.com/office/word/2010/wordprocessingCanvas" xmlns:cx="http://schemas.microsoft.com/office/drawing/2014/chartex" xmlns:cx1="http://schemas.microsoft.com/office/drawing/2015/9/8/chartex" xmlns:cx2="http://schemas.microsoft.com/office/drawing/2015/10/21/chartex" xmlns:cx3="http://schemas.microsoft.com/office/drawing/2016/5/9/chartex" xmlns:cx4="http://schemas.microsoft.com/office/drawing/2016/5/10/chartex" xmlns:cx5="http://schemas.microsoft.com/office/drawing/2016/5/11/chartex" xmlns:cx6="http://schemas.microsoft.com/office/drawing/2016/5/12/chartex" xmlns:cx7="http://schemas.microsoft.com/office/drawing/2016/5/13/chartex" xmlns:cx8="http://schemas.microsoft.com/office/drawing/2016/5/14/chartex" xmlns:mc="http://schemas.openxmlformats.org/markup-compatibility/2006" xmlns:aink="http://schemas.microsoft.com/office/drawing/2016/ink" xmlns:am3d="http://schemas.microsoft.com/office/drawing/2017/model3d" xmlns:o="urn:schemas-microsoft-com:office:office" xmlns:oel="http://schemas.microsoft.com/office/2019/extlst" xmlns:r="http://schemas.openxmlformats.org/officeDocument/2006/relationships" xmlns:m="http://schemas.openxmlformats.org/officeDocument/2006/math" xmlns:v="urn:schemas-microsoft-com:vml" xmlns:wp14="http://schemas.microsoft.com/office/word/2010/wordprocessingDrawing" xmlns:wp="http://schemas.openxmlformats.org/drawingml/2006/wordprocessingDrawing" xmlns:w10="urn:schemas-microsoft-com:office:word" xmlns:w="http://schemas.openxmlformats.org/wordprocessingml/2006/main" xmlns:w14="http://schemas.microsoft.com/office/word/2010/wordml" xmlns:w15="http://schemas.microsoft.com/office/word/2012/wordml" xmlns:w16cex="http://schemas.microsoft.com/office/word/2018/wordml/cex" xmlns:w16cid="http://schemas.microsoft.com/office/word/2016/wordml/cid" xmlns:w16="http://schemas.microsoft.com/office/word/2018/wordml" xmlns:w16sdtdh="http://schemas.microsoft.com/office/word/2020/wordml/sdtdatahash" xmlns:w16se="http://schemas.microsoft.com/office/word/2015/wordml/symex" xmlns:wpg="http://schemas.microsoft.com/office/word/2010/wordprocessingGroup" xmlns:wpi="http://schemas.microsoft.com/office/word/2010/wordprocessingInk" xmlns:wne="http://schemas.microsoft.com/office/word/2006/wordml" xmlns:wps="http://schemas.microsoft.com/office/word/2010/wordprocessingShape" mc:Ignorable="w14 w15 w16se w16cid w16 w16cex w16sdtdh wp14">
+<w:hdr xmlns:wpc="http://schemas.microsoft.com/office/word/2010/wordprocessingCanvas" xmlns:cx="http://schemas.microsoft.com/office/drawing/2014/chartex" xmlns:cx1="http://schemas.microsoft.com/office/drawing/2015/9/8/chartex" xmlns:cx2="http://schemas.microsoft.com/office/drawing/2015/10/21/chartex" xmlns:cx3="http://schemas.microsoft.com/office/drawing/2016/5/9/chartex" xmlns:cx4="http://schemas.microsoft.com/office/drawing/2016/5/10/chartex" xmlns:cx5="http://schemas.microsoft.com/office/drawing/2016/5/11/chartex" xmlns:cx6="http://schemas.microsoft.com/office/drawing/2016/5/12/chartex" xmlns:cx7="http://schemas.microsoft.com/office/drawing/2016/5/13/chartex" xmlns:cx8="http://schemas.microsoft.com/office/drawing/2016/5/14/chartex" xmlns:mc="http://schemas.openxmlformats.org/markup-compatibility/2006" xmlns:aink="http://schemas.microsoft.com/office/drawing/2016/ink" xmlns:am3d="http://schemas.microsoft.com/office/drawing/2017/model3d" xmlns:o="urn:schemas-microsoft-com:office:office" xmlns:oel="http://schemas.microsoft.com/office/2019/extlst" xmlns:r="http://schemas.openxmlformats.org/officeDocument/2006/relationships" xmlns:m="http://schemas.openxmlformats.org/officeDocument/2006/math" xmlns:v="urn:schemas-microsoft-com:vml" xmlns:wp14="http://schemas.microsoft.com/office/word/2010/wordprocessingDrawing" xmlns:wp="http://schemas.openxmlformats.org/drawingml/2006/wordprocessingDrawing" xmlns:w10="urn:schemas-microsoft-com:office:word" xmlns:w="http://schemas.openxmlformats.org/wordprocessingml/2006/main" xmlns:w14="http://schemas.microsoft.com/office/word/2010/wordml" xmlns:w15="http://schemas.microsoft.com/office/word/2012/wordml" xmlns:w16cex="http://schemas.microsoft.com/office/word/2018/wordml/cex" xmlns:w16cid="http://schemas.microsoft.com/office/word/2016/wordml/cid" xmlns:w16="http://schemas.microsoft.com/office/word/2018/wordml" xmlns:w16du="http://schemas.microsoft.com/office/word/2023/wordml/word16du" xmlns:w16sdtdh="http://schemas.microsoft.com/office/word/2020/wordml/sdtdatahash" xmlns:w16sdtfl="http://schemas.microsoft.com/office/word/2024/wordml/sdtformatlock" xmlns:w16se="http://schemas.microsoft.com/office/word/2015/wordml/symex" xmlns:wpg="http://schemas.microsoft.com/office/word/2010/wordprocessingGroup" xmlns:wpi="http://schemas.microsoft.com/office/word/2010/wordprocessingInk" xmlns:wne="http://schemas.microsoft.com/office/word/2006/wordml" xmlns:wps="http://schemas.microsoft.com/office/word/2010/wordprocessingShape" mc:Ignorable="w14 w15 w16se w16cid w16 w16cex w16sdtdh w16sdtfl w16du wp14">
   <w:p>
     <w:pPr>
       <w:pStyle w:val="Header"/>
@@ -1722,7 +2152,7 @@
     <w:r>
       <w:tab/>
       <w:tab/>
-      <w:t>2025-08-02</w:t>
+      <w:t>2026-07-12</w:t>
       <w:br/>
       <w:br/>
     </w:r>
@@ -1739,7 +2169,7 @@
 </file>
 
 <file path=word/numbering.xml><?xml version="1.0" encoding="utf-8"?>
-<w:numbering xmlns:wpc="http://schemas.microsoft.com/office/word/2010/wordprocessingCanvas" xmlns:cx="http://schemas.microsoft.com/office/drawing/2014/chartex" xmlns:cx1="http://schemas.microsoft.com/office/drawing/2015/9/8/chartex" xmlns:cx2="http://schemas.microsoft.com/office/drawing/2015/10/21/chartex" xmlns:cx3="http://schemas.microsoft.com/office/drawing/2016/5/9/chartex" xmlns:cx4="http://schemas.microsoft.com/office/drawing/2016/5/10/chartex" xmlns:cx5="http://schemas.microsoft.com/office/drawing/2016/5/11/chartex" xmlns:cx6="http://schemas.microsoft.com/office/drawing/2016/5/12/chartex" xmlns:cx7="http://schemas.microsoft.com/office/drawing/2016/5/13/chartex" xmlns:cx8="http://schemas.microsoft.com/office/drawing/2016/5/14/chartex" xmlns:mc="http://schemas.openxmlformats.org/markup-compatibility/2006" xmlns:aink="http://schemas.microsoft.com/office/drawing/2016/ink" xmlns:am3d="http://schemas.microsoft.com/office/drawing/2017/model3d" xmlns:o="urn:schemas-microsoft-com:office:office" xmlns:oel="http://schemas.microsoft.com/office/2019/extlst" xmlns:r="http://schemas.openxmlformats.org/officeDocument/2006/relationships" xmlns:m="http://schemas.openxmlformats.org/officeDocument/2006/math" xmlns:v="urn:schemas-microsoft-com:vml" xmlns:wp14="http://schemas.microsoft.com/office/word/2010/wordprocessingDrawing" xmlns:wp="http://schemas.openxmlformats.org/drawingml/2006/wordprocessingDrawing" xmlns:w10="urn:schemas-microsoft-com:office:word" xmlns:w="http://schemas.openxmlformats.org/wordprocessingml/2006/main" xmlns:w14="http://schemas.microsoft.com/office/word/2010/wordml" xmlns:w15="http://schemas.microsoft.com/office/word/2012/wordml" xmlns:w16cex="http://schemas.microsoft.com/office/word/2018/wordml/cex" xmlns:w16cid="http://schemas.microsoft.com/office/word/2016/wordml/cid" xmlns:w16="http://schemas.microsoft.com/office/word/2018/wordml" xmlns:w16sdtdh="http://schemas.microsoft.com/office/word/2020/wordml/sdtdatahash" xmlns:w16se="http://schemas.microsoft.com/office/word/2015/wordml/symex" xmlns:wpg="http://schemas.microsoft.com/office/word/2010/wordprocessingGroup" xmlns:wpi="http://schemas.microsoft.com/office/word/2010/wordprocessingInk" xmlns:wne="http://schemas.microsoft.com/office/word/2006/wordml" xmlns:wps="http://schemas.microsoft.com/office/word/2010/wordprocessingShape" mc:Ignorable="w14 w15 w16se w16cid w16 w16cex w16sdtdh wp14">
+<w:numbering xmlns:wpc="http://schemas.microsoft.com/office/word/2010/wordprocessingCanvas" xmlns:cx="http://schemas.microsoft.com/office/drawing/2014/chartex" xmlns:cx1="http://schemas.microsoft.com/office/drawing/2015/9/8/chartex" xmlns:cx2="http://schemas.microsoft.com/office/drawing/2015/10/21/chartex" xmlns:cx3="http://schemas.microsoft.com/office/drawing/2016/5/9/chartex" xmlns:cx4="http://schemas.microsoft.com/office/drawing/2016/5/10/chartex" xmlns:cx5="http://schemas.microsoft.com/office/drawing/2016/5/11/chartex" xmlns:cx6="http://schemas.microsoft.com/office/drawing/2016/5/12/chartex" xmlns:cx7="http://schemas.microsoft.com/office/drawing/2016/5/13/chartex" xmlns:cx8="http://schemas.microsoft.com/office/drawing/2016/5/14/chartex" xmlns:mc="http://schemas.openxmlformats.org/markup-compatibility/2006" xmlns:aink="http://schemas.microsoft.com/office/drawing/2016/ink" xmlns:am3d="http://schemas.microsoft.com/office/drawing/2017/model3d" xmlns:o="urn:schemas-microsoft-com:office:office" xmlns:oel="http://schemas.microsoft.com/office/2019/extlst" xmlns:r="http://schemas.openxmlformats.org/officeDocument/2006/relationships" xmlns:m="http://schemas.openxmlformats.org/officeDocument/2006/math" xmlns:v="urn:schemas-microsoft-com:vml" xmlns:wp14="http://schemas.microsoft.com/office/word/2010/wordprocessingDrawing" xmlns:wp="http://schemas.openxmlformats.org/drawingml/2006/wordprocessingDrawing" xmlns:w10="urn:schemas-microsoft-com:office:word" xmlns:w="http://schemas.openxmlformats.org/wordprocessingml/2006/main" xmlns:w14="http://schemas.microsoft.com/office/word/2010/wordml" xmlns:w15="http://schemas.microsoft.com/office/word/2012/wordml" xmlns:w16cex="http://schemas.microsoft.com/office/word/2018/wordml/cex" xmlns:w16cid="http://schemas.microsoft.com/office/word/2016/wordml/cid" xmlns:w16="http://schemas.microsoft.com/office/word/2018/wordml" xmlns:w16du="http://schemas.microsoft.com/office/word/2023/wordml/word16du" xmlns:w16sdtdh="http://schemas.microsoft.com/office/word/2020/wordml/sdtdatahash" xmlns:w16sdtfl="http://schemas.microsoft.com/office/word/2024/wordml/sdtformatlock" xmlns:w16se="http://schemas.microsoft.com/office/word/2015/wordml/symex" xmlns:wpg="http://schemas.microsoft.com/office/word/2010/wordprocessingGroup" xmlns:wpi="http://schemas.microsoft.com/office/word/2010/wordprocessingInk" xmlns:wne="http://schemas.microsoft.com/office/word/2006/wordml" xmlns:wps="http://schemas.microsoft.com/office/word/2010/wordprocessingShape" mc:Ignorable="w14 w15 w16se w16cid w16 w16cex w16sdtdh w16sdtfl w16du wp14">
   <w:abstractNum w:abstractNumId="0" w15:restartNumberingAfterBreak="0">
     <w:nsid w:val="FFFFFF7C"/>
     <w:multiLevelType w:val="singleLevel"/>
@@ -1942,7 +2372,7 @@
 </file>
 
 <file path=word/styles.xml><?xml version="1.0" encoding="utf-8"?>
-<w:styles xmlns:mc="http://schemas.openxmlformats.org/markup-compatibility/2006" xmlns:r="http://schemas.openxmlformats.org/officeDocument/2006/relationships" xmlns:w="http://schemas.openxmlformats.org/wordprocessingml/2006/main" xmlns:w14="http://schemas.microsoft.com/office/word/2010/wordml" xmlns:w15="http://schemas.microsoft.com/office/word/2012/wordml" xmlns:w16cex="http://schemas.microsoft.com/office/word/2018/wordml/cex" xmlns:w16cid="http://schemas.microsoft.com/office/word/2016/wordml/cid" xmlns:w16="http://schemas.microsoft.com/office/word/2018/wordml" xmlns:w16sdtdh="http://schemas.microsoft.com/office/word/2020/wordml/sdtdatahash" xmlns:w16se="http://schemas.microsoft.com/office/word/2015/wordml/symex" mc:Ignorable="w14 w15 w16se w16cid w16 w16cex w16sdtdh">
+<w:styles xmlns:mc="http://schemas.openxmlformats.org/markup-compatibility/2006" xmlns:r="http://schemas.openxmlformats.org/officeDocument/2006/relationships" xmlns:w="http://schemas.openxmlformats.org/wordprocessingml/2006/main" xmlns:w14="http://schemas.microsoft.com/office/word/2010/wordml" xmlns:w15="http://schemas.microsoft.com/office/word/2012/wordml" xmlns:w16cex="http://schemas.microsoft.com/office/word/2018/wordml/cex" xmlns:w16cid="http://schemas.microsoft.com/office/word/2016/wordml/cid" xmlns:w16="http://schemas.microsoft.com/office/word/2018/wordml" xmlns:w16du="http://schemas.microsoft.com/office/word/2023/wordml/word16du" xmlns:w16sdtdh="http://schemas.microsoft.com/office/word/2020/wordml/sdtdatahash" xmlns:w16sdtfl="http://schemas.microsoft.com/office/word/2024/wordml/sdtformatlock" xmlns:w16se="http://schemas.microsoft.com/office/word/2015/wordml/symex" mc:Ignorable="w14 w15 w16se w16cid w16 w16cex w16sdtdh w16sdtfl w16du">
   <w:docDefaults>
     <w:rPrDefault>
       <w:rPr>
@@ -2700,7 +3130,7 @@
     <w:link w:val="TitleChar"/>
     <w:uiPriority w:val="10"/>
     <w:qFormat/>
-    <w:rsid w:val="007106C8"/>
+    <w:rsid w:val="00E854FA"/>
     <w:pPr>
       <w:spacing w:after="300" w:line="240" w:lineRule="auto"/>
       <w:contextualSpacing/>
@@ -2710,7 +3140,7 @@
       <w:rFonts w:eastAsiaTheme="majorEastAsia" w:cstheme="majorBidi"/>
       <w:spacing w:val="5"/>
       <w:kern w:val="28"/>
-      <w:sz w:val="52"/>
+      <w:sz w:val="40"/>
       <w:szCs w:val="52"/>
       <w:lang w:val="sv-SE" w:eastAsia="en-US" w:bidi="ar-SA"/>
     </w:rPr>
@@ -2720,12 +3150,12 @@
     <w:basedOn w:val="DefaultParagraphFont"/>
     <w:link w:val="Title"/>
     <w:uiPriority w:val="10"/>
-    <w:rsid w:val="007106C8"/>
+    <w:rsid w:val="00E854FA"/>
     <w:rPr>
       <w:rFonts w:ascii="Times New Roman" w:eastAsiaTheme="majorEastAsia" w:hAnsi="Times New Roman" w:cstheme="majorBidi"/>
       <w:spacing w:val="5"/>
       <w:kern w:val="28"/>
-      <w:sz w:val="52"/>
+      <w:sz w:val="40"/>
       <w:szCs w:val="52"/>
       <w:lang w:val="sv-SE" w:eastAsia="en-US" w:bidi="ar-SA"/>
     </w:rPr>

--- a/klagomål/Stormyrbäcken FSC-klagomål.docx
+++ b/klagomål/Stormyrbäcken FSC-klagomål.docx
@@ -2157,7 +2157,7 @@
       <w:br/>
     </w:r>
     <w:r>
-      <w:t>Till:</w:t>
+      <w:t>Till: Holmen skog AB</w:t>
       <w:br/>
     </w:r>
     <w:r>

--- a/klagomål/Stormyrbäcken FSC-klagomål.docx
+++ b/klagomål/Stormyrbäcken FSC-klagomål.docx
@@ -168,7 +168,7 @@
     </w:p>
     <w:p>
       <w:r>
-        <w:t>Detta klagomål behandlar höga naturvärden i avverkningsanmälan Stormyrbäcken i Bjurholms kommun som inkom 2026-07-12 och omfattar 14,0 ha.</w:t>
+        <w:t>Detta klagomål behandlar höga naturvärden i avverkningsanmälan Stormyrbäcken i Bjurholms kommun som inkom 2026-07-13 och omfattar 14,0 ha.</w:t>
       </w:r>
     </w:p>
     <w:p>
@@ -2152,7 +2152,7 @@
     <w:r>
       <w:tab/>
       <w:tab/>
-      <w:t>2026-07-12</w:t>
+      <w:t>2026-07-13</w:t>
       <w:br/>
       <w:br/>
     </w:r>

--- a/klagomål/Stormyrbäcken FSC-klagomål.docx
+++ b/klagomål/Stormyrbäcken FSC-klagomål.docx
@@ -168,7 +168,7 @@
     </w:p>
     <w:p>
       <w:r>
-        <w:t>Detta klagomål behandlar höga naturvärden i avverkningsanmälan Stormyrbäcken i Bjurholms kommun som inkom 2026-07-13 och omfattar 14,0 ha.</w:t>
+        <w:t>Detta klagomål behandlar höga naturvärden i avverkningsanmälan Stormyrbäcken i Bjurholms kommun som inkom 2026-07-14 och omfattar 14,0 ha.</w:t>
       </w:r>
     </w:p>
     <w:p>
@@ -2152,7 +2152,7 @@
     <w:r>
       <w:tab/>
       <w:tab/>
-      <w:t>2026-07-13</w:t>
+      <w:t>2026-07-14</w:t>
       <w:br/>
       <w:br/>
     </w:r>

--- a/klagomål/Stormyrbäcken FSC-klagomål.docx
+++ b/klagomål/Stormyrbäcken FSC-klagomål.docx
@@ -168,7 +168,7 @@
     </w:p>
     <w:p>
       <w:r>
-        <w:t>Detta klagomål behandlar höga naturvärden i avverkningsanmälan Stormyrbäcken i Bjurholms kommun som inkom 2026-07-14 och omfattar 14,0 ha.</w:t>
+        <w:t>Detta klagomål behandlar höga naturvärden i avverkningsanmälan Stormyrbäcken i Bjurholms kommun som inkom 2026-07-15 och omfattar 14,0 ha.</w:t>
       </w:r>
     </w:p>
     <w:p>
@@ -2152,7 +2152,7 @@
     <w:r>
       <w:tab/>
       <w:tab/>
-      <w:t>2026-07-14</w:t>
+      <w:t>2026-07-15</w:t>
       <w:br/>
       <w:br/>
     </w:r>

--- a/klagomål/Stormyrbäcken FSC-klagomål.docx
+++ b/klagomål/Stormyrbäcken FSC-klagomål.docx
@@ -168,7 +168,7 @@
     </w:p>
     <w:p>
       <w:r>
-        <w:t>Detta klagomål behandlar höga naturvärden i avverkningsanmälan Stormyrbäcken i Bjurholms kommun som inkom 2026-07-15 och omfattar 14,0 ha.</w:t>
+        <w:t>Detta klagomål behandlar höga naturvärden i avverkningsanmälan Stormyrbäcken i Bjurholms kommun som inkom 2026-07-16 och omfattar 14,0 ha.</w:t>
       </w:r>
     </w:p>
     <w:p>
@@ -2152,7 +2152,7 @@
     <w:r>
       <w:tab/>
       <w:tab/>
-      <w:t>2026-07-15</w:t>
+      <w:t>2026-07-16</w:t>
       <w:br/>
       <w:br/>
     </w:r>

--- a/klagomål/Stormyrbäcken FSC-klagomål.docx
+++ b/klagomål/Stormyrbäcken FSC-klagomål.docx
@@ -2152,7 +2152,7 @@
     <w:r>
       <w:tab/>
       <w:tab/>
-      <w:t>2026-07-16</w:t>
+      <w:t>2026-07-17</w:t>
       <w:br/>
       <w:br/>
     </w:r>

--- a/klagomål/Stormyrbäcken FSC-klagomål.docx
+++ b/klagomål/Stormyrbäcken FSC-klagomål.docx
@@ -168,7 +168,7 @@
     </w:p>
     <w:p>
       <w:r>
-        <w:t>Detta klagomål behandlar höga naturvärden i avverkningsanmälan Stormyrbäcken i Bjurholms kommun som inkom 2026-07-16 och omfattar 14,0 ha.</w:t>
+        <w:t>Detta klagomål behandlar höga naturvärden i avverkningsanmälan Stormyrbäcken i Bjurholms kommun som inkom 2026-07-17 och omfattar 14,0 ha.</w:t>
       </w:r>
     </w:p>
     <w:p>

--- a/klagomål/Stormyrbäcken FSC-klagomål.docx
+++ b/klagomål/Stormyrbäcken FSC-klagomål.docx
@@ -2152,7 +2152,7 @@
     <w:r>
       <w:tab/>
       <w:tab/>
-      <w:t>2026-07-17</w:t>
+      <w:t>2026-07-18</w:t>
       <w:br/>
       <w:br/>
     </w:r>

--- a/klagomål/Stormyrbäcken FSC-klagomål.docx
+++ b/klagomål/Stormyrbäcken FSC-klagomål.docx
@@ -168,7 +168,7 @@
     </w:p>
     <w:p>
       <w:r>
-        <w:t>Detta klagomål behandlar höga naturvärden i avverkningsanmälan Stormyrbäcken i Bjurholms kommun som inkom 2026-07-17 och omfattar 14,0 ha.</w:t>
+        <w:t>Detta klagomål behandlar höga naturvärden i avverkningsanmälan Stormyrbäcken i Bjurholms kommun som inkom 2026-07-18 och omfattar 14,0 ha.</w:t>
       </w:r>
     </w:p>
     <w:p>

--- a/klagomål/Stormyrbäcken FSC-klagomål.docx
+++ b/klagomål/Stormyrbäcken FSC-klagomål.docx
@@ -168,7 +168,7 @@
     </w:p>
     <w:p>
       <w:r>
-        <w:t>Detta klagomål behandlar höga naturvärden i avverkningsanmälan Stormyrbäcken i Bjurholms kommun som inkom 2026-07-18 och omfattar 14,0 ha.</w:t>
+        <w:t>Detta klagomål behandlar höga naturvärden i avverkningsanmälan Stormyrbäcken i Bjurholms kommun som inkom 2026-07-19 och omfattar 14,0 ha.</w:t>
       </w:r>
     </w:p>
     <w:p>
@@ -2152,7 +2152,7 @@
     <w:r>
       <w:tab/>
       <w:tab/>
-      <w:t>2026-07-18</w:t>
+      <w:t>2026-07-19</w:t>
       <w:br/>
       <w:br/>
     </w:r>

--- a/klagomål/Stormyrbäcken FSC-klagomål.docx
+++ b/klagomål/Stormyrbäcken FSC-klagomål.docx
@@ -2152,7 +2152,7 @@
     <w:r>
       <w:tab/>
       <w:tab/>
-      <w:t>2026-07-19</w:t>
+      <w:t>2026-07-20</w:t>
       <w:br/>
       <w:br/>
     </w:r>

--- a/klagomål/Stormyrbäcken FSC-klagomål.docx
+++ b/klagomål/Stormyrbäcken FSC-klagomål.docx
@@ -168,7 +168,7 @@
     </w:p>
     <w:p>
       <w:r>
-        <w:t>Detta klagomål behandlar höga naturvärden i avverkningsanmälan Stormyrbäcken i Bjurholms kommun som inkom 2026-07-19 och omfattar 14,0 ha.</w:t>
+        <w:t>Detta klagomål behandlar höga naturvärden i avverkningsanmälan Stormyrbäcken i Bjurholms kommun som inkom 2026-07-20 och omfattar 14,0 ha.</w:t>
       </w:r>
     </w:p>
     <w:p>
